--- a/testDjangosite/media/desc_region.docx
+++ b/testDjangosite/media/desc_region.docx
@@ -1,27 +1,27 @@
 
 <file path=word/document.xml><?xml version="1.0" encoding="utf-8"?>
-<w:document xmlns:wpc="http://schemas.microsoft.com/office/word/2010/wordprocessingCanvas" xmlns:mc="http://schemas.openxmlformats.org/markup-compatibility/2006" xmlns:o="urn:schemas-microsoft-com:office:office" xmlns:r="http://schemas.openxmlformats.org/officeDocument/2006/relationships" xmlns:m="http://schemas.openxmlformats.org/officeDocument/2006/math" xmlns:v="urn:schemas-microsoft-com:vml" xmlns:wp14="http://schemas.microsoft.com/office/word/2010/wordprocessingDrawing" xmlns:wp="http://schemas.openxmlformats.org/drawingml/2006/wordprocessingDrawing" xmlns:w10="urn:schemas-microsoft-com:office:word" xmlns:w="http://schemas.openxmlformats.org/wordprocessingml/2006/main" xmlns:w14="http://schemas.microsoft.com/office/word/2010/wordml" xmlns:wpg="http://schemas.microsoft.com/office/word/2010/wordprocessingGroup" xmlns:wpi="http://schemas.microsoft.com/office/word/2010/wordprocessingInk" xmlns:wne="http://schemas.microsoft.com/office/word/2006/wordml" xmlns:wps="http://schemas.microsoft.com/office/word/2010/wordprocessingShape" mc:Ignorable="w14 wp14">
+<w:document xmlns:wpc="http://schemas.microsoft.com/office/word/2010/wordprocessingCanvas" xmlns:cx="http://schemas.microsoft.com/office/drawing/2014/chartex" xmlns:cx1="http://schemas.microsoft.com/office/drawing/2015/9/8/chartex" xmlns:cx2="http://schemas.microsoft.com/office/drawing/2015/10/21/chartex" xmlns:cx3="http://schemas.microsoft.com/office/drawing/2016/5/9/chartex" xmlns:cx4="http://schemas.microsoft.com/office/drawing/2016/5/10/chartex" xmlns:cx5="http://schemas.microsoft.com/office/drawing/2016/5/11/chartex" xmlns:cx6="http://schemas.microsoft.com/office/drawing/2016/5/12/chartex" xmlns:cx7="http://schemas.microsoft.com/office/drawing/2016/5/13/chartex" xmlns:cx8="http://schemas.microsoft.com/office/drawing/2016/5/14/chartex" xmlns:mc="http://schemas.openxmlformats.org/markup-compatibility/2006" xmlns:aink="http://schemas.microsoft.com/office/drawing/2016/ink" xmlns:am3d="http://schemas.microsoft.com/office/drawing/2017/model3d" xmlns:o="urn:schemas-microsoft-com:office:office" xmlns:oel="http://schemas.microsoft.com/office/2019/extlst" xmlns:r="http://schemas.openxmlformats.org/officeDocument/2006/relationships" xmlns:m="http://schemas.openxmlformats.org/officeDocument/2006/math" xmlns:v="urn:schemas-microsoft-com:vml" xmlns:wp14="http://schemas.microsoft.com/office/word/2010/wordprocessingDrawing" xmlns:wp="http://schemas.openxmlformats.org/drawingml/2006/wordprocessingDrawing" xmlns:w10="urn:schemas-microsoft-com:office:word" xmlns:w="http://schemas.openxmlformats.org/wordprocessingml/2006/main" xmlns:w14="http://schemas.microsoft.com/office/word/2010/wordml" xmlns:w15="http://schemas.microsoft.com/office/word/2012/wordml" xmlns:w16cex="http://schemas.microsoft.com/office/word/2018/wordml/cex" xmlns:w16cid="http://schemas.microsoft.com/office/word/2016/wordml/cid" xmlns:w16="http://schemas.microsoft.com/office/word/2018/wordml" xmlns:w16du="http://schemas.microsoft.com/office/word/2023/wordml/word16du" xmlns:w16sdtdh="http://schemas.microsoft.com/office/word/2020/wordml/sdtdatahash" xmlns:w16sdtfl="http://schemas.microsoft.com/office/word/2024/wordml/sdtformatlock" xmlns:w16se="http://schemas.microsoft.com/office/word/2015/wordml/symex" xmlns:wpg="http://schemas.microsoft.com/office/word/2010/wordprocessingGroup" xmlns:wpi="http://schemas.microsoft.com/office/word/2010/wordprocessingInk" xmlns:wne="http://schemas.microsoft.com/office/word/2006/wordml" xmlns:wps="http://schemas.microsoft.com/office/word/2010/wordprocessingShape" mc:Ignorable="w14 w15 w16se w16cid w16 w16cex w16sdtdh w16sdtfl w16du wp14">
   <w:body>
     <w:tbl>
       <w:tblPr>
-        <w:tblW w:w="8960" w:type="dxa"/>
+        <w:tblW w:w="9478" w:type="dxa"/>
         <w:tblInd w:w="93" w:type="dxa"/>
         <w:tblLook w:val="04A0" w:firstRow="1" w:lastRow="0" w:firstColumn="1" w:lastColumn="0" w:noHBand="0" w:noVBand="1"/>
       </w:tblPr>
       <w:tblGrid>
-        <w:gridCol w:w="513"/>
-        <w:gridCol w:w="514"/>
-        <w:gridCol w:w="686"/>
-        <w:gridCol w:w="550"/>
-        <w:gridCol w:w="514"/>
-        <w:gridCol w:w="964"/>
-        <w:gridCol w:w="260"/>
-        <w:gridCol w:w="1331"/>
-        <w:gridCol w:w="514"/>
-        <w:gridCol w:w="514"/>
-        <w:gridCol w:w="654"/>
-        <w:gridCol w:w="1253"/>
-        <w:gridCol w:w="1211"/>
+        <w:gridCol w:w="465"/>
+        <w:gridCol w:w="465"/>
+        <w:gridCol w:w="743"/>
+        <w:gridCol w:w="612"/>
+        <w:gridCol w:w="404"/>
+        <w:gridCol w:w="757"/>
+        <w:gridCol w:w="243"/>
+        <w:gridCol w:w="1497"/>
+        <w:gridCol w:w="404"/>
+        <w:gridCol w:w="404"/>
+        <w:gridCol w:w="749"/>
+        <w:gridCol w:w="1390"/>
+        <w:gridCol w:w="1345"/>
       </w:tblGrid>
       <w:tr>
         <w:trPr>
@@ -29,7 +29,7 @@
         </w:trPr>
         <w:tc>
           <w:tcPr>
-            <w:tcW w:w="640" w:type="dxa"/>
+            <w:tcW w:w="455" w:type="dxa"/>
             <w:tcBorders>
               <w:top w:val="nil"/>
               <w:left w:val="nil"/>
@@ -56,7 +56,7 @@
         </w:tc>
         <w:tc>
           <w:tcPr>
-            <w:tcW w:w="640" w:type="dxa"/>
+            <w:tcW w:w="457" w:type="dxa"/>
             <w:tcBorders>
               <w:top w:val="nil"/>
               <w:left w:val="nil"/>
@@ -84,7 +84,7 @@
         </w:tc>
         <w:tc>
           <w:tcPr>
-            <w:tcW w:w="640" w:type="dxa"/>
+            <w:tcW w:w="730" w:type="dxa"/>
             <w:tcBorders>
               <w:top w:val="nil"/>
               <w:left w:val="nil"/>
@@ -112,7 +112,7 @@
         </w:tc>
         <w:tc>
           <w:tcPr>
-            <w:tcW w:w="3200" w:type="dxa"/>
+            <w:tcW w:w="2093" w:type="dxa"/>
             <w:gridSpan w:val="4"/>
             <w:tcBorders>
               <w:top w:val="nil"/>
@@ -154,7 +154,7 @@
         </w:tc>
         <w:tc>
           <w:tcPr>
-            <w:tcW w:w="640" w:type="dxa"/>
+            <w:tcW w:w="1454" w:type="dxa"/>
             <w:tcBorders>
               <w:top w:val="nil"/>
               <w:left w:val="nil"/>
@@ -189,10 +189,26 @@
                 <w:szCs w:val="24"/>
                 <w:lang w:val="en-US" w:eastAsia="ru-RU"/>
               </w:rPr>
-              <w:t xml:space="preserve">{{ </w:t>
-            </w:r>
-            <w:proofErr w:type="spellStart"/>
-            <w:r>
+              <w:t>{{ number_region }}</w:t>
+            </w:r>
+          </w:p>
+        </w:tc>
+        <w:tc>
+          <w:tcPr>
+            <w:tcW w:w="449" w:type="dxa"/>
+            <w:tcBorders>
+              <w:top w:val="nil"/>
+              <w:left w:val="nil"/>
+              <w:bottom w:val="nil"/>
+              <w:right w:val="nil"/>
+            </w:tcBorders>
+            <w:shd w:val="clear" w:color="auto" w:fill="auto"/>
+            <w:vAlign w:val="bottom"/>
+            <w:hideMark/>
+          </w:tcPr>
+          <w:p>
+            <w:pPr>
+              <w:spacing w:after="0" w:line="240" w:lineRule="auto"/>
               <w:rPr>
                 <w:rFonts w:ascii="Times New Roman" w:eastAsia="Times New Roman" w:hAnsi="Times New Roman" w:cs="Times New Roman"/>
                 <w:b/>
@@ -200,12 +216,27 @@
                 <w:color w:val="000000"/>
                 <w:sz w:val="24"/>
                 <w:szCs w:val="24"/>
-                <w:lang w:val="en-US" w:eastAsia="ru-RU"/>
-              </w:rPr>
-              <w:t>number_region</w:t>
-            </w:r>
-            <w:proofErr w:type="spellEnd"/>
-            <w:r>
+                <w:lang w:eastAsia="ru-RU"/>
+              </w:rPr>
+            </w:pPr>
+          </w:p>
+        </w:tc>
+        <w:tc>
+          <w:tcPr>
+            <w:tcW w:w="449" w:type="dxa"/>
+            <w:tcBorders>
+              <w:top w:val="nil"/>
+              <w:left w:val="nil"/>
+              <w:bottom w:val="nil"/>
+              <w:right w:val="nil"/>
+            </w:tcBorders>
+            <w:shd w:val="clear" w:color="auto" w:fill="auto"/>
+            <w:vAlign w:val="bottom"/>
+            <w:hideMark/>
+          </w:tcPr>
+          <w:p>
+            <w:pPr>
+              <w:spacing w:after="0" w:line="240" w:lineRule="auto"/>
               <w:rPr>
                 <w:rFonts w:ascii="Times New Roman" w:eastAsia="Times New Roman" w:hAnsi="Times New Roman" w:cs="Times New Roman"/>
                 <w:b/>
@@ -213,15 +244,14 @@
                 <w:color w:val="000000"/>
                 <w:sz w:val="24"/>
                 <w:szCs w:val="24"/>
-                <w:lang w:val="en-US" w:eastAsia="ru-RU"/>
-              </w:rPr>
-              <w:t xml:space="preserve"> }}</w:t>
-            </w:r>
-          </w:p>
-        </w:tc>
-        <w:tc>
-          <w:tcPr>
-            <w:tcW w:w="640" w:type="dxa"/>
+                <w:lang w:eastAsia="ru-RU"/>
+              </w:rPr>
+            </w:pPr>
+          </w:p>
+        </w:tc>
+        <w:tc>
+          <w:tcPr>
+            <w:tcW w:w="714" w:type="dxa"/>
             <w:tcBorders>
               <w:top w:val="nil"/>
               <w:left w:val="nil"/>
@@ -249,7 +279,7 @@
         </w:tc>
         <w:tc>
           <w:tcPr>
-            <w:tcW w:w="640" w:type="dxa"/>
+            <w:tcW w:w="1361" w:type="dxa"/>
             <w:tcBorders>
               <w:top w:val="nil"/>
               <w:left w:val="nil"/>
@@ -277,63 +307,7 @@
         </w:tc>
         <w:tc>
           <w:tcPr>
-            <w:tcW w:w="640" w:type="dxa"/>
-            <w:tcBorders>
-              <w:top w:val="nil"/>
-              <w:left w:val="nil"/>
-              <w:bottom w:val="nil"/>
-              <w:right w:val="nil"/>
-            </w:tcBorders>
-            <w:shd w:val="clear" w:color="auto" w:fill="auto"/>
-            <w:vAlign w:val="bottom"/>
-            <w:hideMark/>
-          </w:tcPr>
-          <w:p>
-            <w:pPr>
-              <w:spacing w:after="0" w:line="240" w:lineRule="auto"/>
-              <w:rPr>
-                <w:rFonts w:ascii="Times New Roman" w:eastAsia="Times New Roman" w:hAnsi="Times New Roman" w:cs="Times New Roman"/>
-                <w:b/>
-                <w:bCs/>
-                <w:color w:val="000000"/>
-                <w:sz w:val="24"/>
-                <w:szCs w:val="24"/>
-                <w:lang w:eastAsia="ru-RU"/>
-              </w:rPr>
-            </w:pPr>
-          </w:p>
-        </w:tc>
-        <w:tc>
-          <w:tcPr>
-            <w:tcW w:w="640" w:type="dxa"/>
-            <w:tcBorders>
-              <w:top w:val="nil"/>
-              <w:left w:val="nil"/>
-              <w:bottom w:val="nil"/>
-              <w:right w:val="nil"/>
-            </w:tcBorders>
-            <w:shd w:val="clear" w:color="auto" w:fill="auto"/>
-            <w:vAlign w:val="bottom"/>
-            <w:hideMark/>
-          </w:tcPr>
-          <w:p>
-            <w:pPr>
-              <w:spacing w:after="0" w:line="240" w:lineRule="auto"/>
-              <w:rPr>
-                <w:rFonts w:ascii="Times New Roman" w:eastAsia="Times New Roman" w:hAnsi="Times New Roman" w:cs="Times New Roman"/>
-                <w:b/>
-                <w:bCs/>
-                <w:color w:val="000000"/>
-                <w:sz w:val="24"/>
-                <w:szCs w:val="24"/>
-                <w:lang w:eastAsia="ru-RU"/>
-              </w:rPr>
-            </w:pPr>
-          </w:p>
-        </w:tc>
-        <w:tc>
-          <w:tcPr>
-            <w:tcW w:w="640" w:type="dxa"/>
+            <w:tcW w:w="1316" w:type="dxa"/>
             <w:tcBorders>
               <w:top w:val="nil"/>
               <w:left w:val="nil"/>
@@ -366,7 +340,7 @@
         </w:trPr>
         <w:tc>
           <w:tcPr>
-            <w:tcW w:w="8960" w:type="dxa"/>
+            <w:tcW w:w="9478" w:type="dxa"/>
             <w:gridSpan w:val="13"/>
             <w:tcBorders>
               <w:top w:val="nil"/>
@@ -399,7 +373,7 @@
         </w:trPr>
         <w:tc>
           <w:tcPr>
-            <w:tcW w:w="8960" w:type="dxa"/>
+            <w:tcW w:w="9478" w:type="dxa"/>
             <w:gridSpan w:val="13"/>
             <w:tcBorders>
               <w:top w:val="nil"/>
@@ -430,51 +404,7 @@
                 <w:szCs w:val="24"/>
                 <w:lang w:eastAsia="ru-RU"/>
               </w:rPr>
-              <w:t xml:space="preserve">Способ </w:t>
-            </w:r>
-            <w:proofErr w:type="spellStart"/>
-            <w:r>
-              <w:rPr>
-                <w:rFonts w:ascii="Times New Roman" w:eastAsia="Times New Roman" w:hAnsi="Times New Roman" w:cs="Times New Roman"/>
-                <w:color w:val="000000"/>
-                <w:sz w:val="24"/>
-                <w:szCs w:val="24"/>
-                <w:lang w:eastAsia="ru-RU"/>
-              </w:rPr>
-              <w:t>лесовосстановления</w:t>
-            </w:r>
-            <w:proofErr w:type="spellEnd"/>
-            <w:r>
-              <w:rPr>
-                <w:rFonts w:ascii="Times New Roman" w:eastAsia="Times New Roman" w:hAnsi="Times New Roman" w:cs="Times New Roman"/>
-                <w:color w:val="000000"/>
-                <w:sz w:val="24"/>
-                <w:szCs w:val="24"/>
-                <w:lang w:eastAsia="ru-RU"/>
-              </w:rPr>
-              <w:t xml:space="preserve">: (искусственный, комбинированный, естественный вследствие мер содействия   </w:t>
-            </w:r>
-            <w:proofErr w:type="spellStart"/>
-            <w:r>
-              <w:rPr>
-                <w:rFonts w:ascii="Times New Roman" w:eastAsia="Times New Roman" w:hAnsi="Times New Roman" w:cs="Times New Roman"/>
-                <w:color w:val="000000"/>
-                <w:sz w:val="24"/>
-                <w:szCs w:val="24"/>
-                <w:lang w:eastAsia="ru-RU"/>
-              </w:rPr>
-              <w:t>лесовосстановлению</w:t>
-            </w:r>
-            <w:proofErr w:type="spellEnd"/>
-            <w:r>
-              <w:rPr>
-                <w:rFonts w:ascii="Times New Roman" w:eastAsia="Times New Roman" w:hAnsi="Times New Roman" w:cs="Times New Roman"/>
-                <w:color w:val="000000"/>
-                <w:sz w:val="24"/>
-                <w:szCs w:val="24"/>
-                <w:lang w:eastAsia="ru-RU"/>
-              </w:rPr>
-              <w:t>, естественный вследствие природных процессов):</w:t>
+              <w:t>Способ лесовосстановления: (искусственный, комбинированный, естественный вследствие мер содействия   лесовосстановлению, естественный вследствие природных процессов):</w:t>
             </w:r>
           </w:p>
         </w:tc>
@@ -485,7 +415,7 @@
         </w:trPr>
         <w:tc>
           <w:tcPr>
-            <w:tcW w:w="8960" w:type="dxa"/>
+            <w:tcW w:w="9478" w:type="dxa"/>
             <w:gridSpan w:val="13"/>
             <w:tcBorders>
               <w:top w:val="nil"/>
@@ -523,7 +453,6 @@
               </w:rPr>
               <w:t xml:space="preserve">{{ </w:t>
             </w:r>
-            <w:proofErr w:type="spellStart"/>
             <w:r>
               <w:rPr>
                 <w:rFonts w:ascii="Times New Roman" w:eastAsia="Times New Roman" w:hAnsi="Times New Roman" w:cs="Times New Roman"/>
@@ -536,7 +465,6 @@
               </w:rPr>
               <w:t>method_of_reforestation</w:t>
             </w:r>
-            <w:proofErr w:type="spellEnd"/>
             <w:r>
               <w:rPr>
                 <w:rFonts w:ascii="Times New Roman" w:eastAsia="Times New Roman" w:hAnsi="Times New Roman" w:cs="Times New Roman"/>
@@ -558,107 +486,46 @@
         </w:trPr>
         <w:tc>
           <w:tcPr>
-            <w:tcW w:w="6400" w:type="dxa"/>
-            <w:gridSpan w:val="9"/>
-            <w:tcBorders>
-              <w:top w:val="nil"/>
-              <w:left w:val="nil"/>
-              <w:bottom w:val="nil"/>
-              <w:right w:val="nil"/>
-            </w:tcBorders>
-            <w:shd w:val="clear" w:color="auto" w:fill="auto"/>
-            <w:noWrap/>
-            <w:vAlign w:val="bottom"/>
-            <w:hideMark/>
-          </w:tcPr>
-          <w:p>
-            <w:pPr>
-              <w:spacing w:after="0" w:line="240" w:lineRule="auto"/>
-              <w:rPr>
-                <w:rFonts w:ascii="Times New Roman" w:eastAsia="Times New Roman" w:hAnsi="Times New Roman" w:cs="Times New Roman"/>
-                <w:color w:val="000000"/>
-                <w:sz w:val="24"/>
-                <w:szCs w:val="24"/>
-                <w:lang w:eastAsia="ru-RU"/>
-              </w:rPr>
-            </w:pPr>
-            <w:r>
-              <w:rPr>
-                <w:rFonts w:ascii="Times New Roman" w:eastAsia="Times New Roman" w:hAnsi="Times New Roman" w:cs="Times New Roman"/>
-                <w:color w:val="000000"/>
-                <w:sz w:val="24"/>
-                <w:szCs w:val="24"/>
-                <w:lang w:eastAsia="ru-RU"/>
-              </w:rPr>
-              <w:t>Год отнесения к землям, на которых расположены леса,</w:t>
-            </w:r>
-          </w:p>
-        </w:tc>
-        <w:tc>
-          <w:tcPr>
-            <w:tcW w:w="2560" w:type="dxa"/>
-            <w:gridSpan w:val="4"/>
-            <w:tcBorders>
-              <w:top w:val="nil"/>
-              <w:left w:val="nil"/>
-              <w:bottom w:val="single" w:sz="4" w:space="0" w:color="auto"/>
-              <w:right w:val="nil"/>
-            </w:tcBorders>
-            <w:shd w:val="clear" w:color="auto" w:fill="auto"/>
-            <w:vAlign w:val="bottom"/>
-            <w:hideMark/>
-          </w:tcPr>
-          <w:p>
-            <w:pPr>
-              <w:spacing w:after="0" w:line="240" w:lineRule="auto"/>
-              <w:jc w:val="center"/>
-              <w:rPr>
-                <w:rFonts w:ascii="Times New Roman" w:eastAsia="Times New Roman" w:hAnsi="Times New Roman" w:cs="Times New Roman"/>
-                <w:i/>
-                <w:iCs/>
-                <w:color w:val="000000"/>
-                <w:sz w:val="24"/>
-                <w:szCs w:val="24"/>
-                <w:lang w:val="en-US" w:eastAsia="ru-RU"/>
-              </w:rPr>
-            </w:pPr>
-            <w:r>
-              <w:rPr>
-                <w:rFonts w:ascii="Times New Roman" w:eastAsia="Times New Roman" w:hAnsi="Times New Roman" w:cs="Times New Roman"/>
-                <w:i/>
-                <w:iCs/>
-                <w:color w:val="000000"/>
-                <w:sz w:val="24"/>
-                <w:szCs w:val="24"/>
-                <w:lang w:val="en-US" w:eastAsia="ru-RU"/>
-              </w:rPr>
-              <w:t xml:space="preserve">{{ </w:t>
-            </w:r>
-            <w:proofErr w:type="spellStart"/>
-            <w:r>
-              <w:rPr>
-                <w:rFonts w:ascii="Times New Roman" w:eastAsia="Times New Roman" w:hAnsi="Times New Roman" w:cs="Times New Roman"/>
-                <w:i/>
-                <w:iCs/>
-                <w:color w:val="000000"/>
-                <w:sz w:val="24"/>
-                <w:szCs w:val="24"/>
-                <w:lang w:val="en-US" w:eastAsia="ru-RU"/>
-              </w:rPr>
-              <w:t>year_assignment_land</w:t>
-            </w:r>
-            <w:proofErr w:type="spellEnd"/>
-            <w:r>
-              <w:rPr>
-                <w:rFonts w:ascii="Times New Roman" w:eastAsia="Times New Roman" w:hAnsi="Times New Roman" w:cs="Times New Roman"/>
-                <w:i/>
-                <w:iCs/>
-                <w:color w:val="000000"/>
-                <w:sz w:val="24"/>
-                <w:szCs w:val="24"/>
-                <w:lang w:val="en-US" w:eastAsia="ru-RU"/>
-              </w:rPr>
-              <w:t xml:space="preserve"> }}</w:t>
+            <w:tcW w:w="9478" w:type="dxa"/>
+            <w:gridSpan w:val="13"/>
+            <w:tcBorders>
+              <w:top w:val="single" w:sz="4" w:space="0" w:color="auto"/>
+              <w:left w:val="nil"/>
+              <w:right w:val="nil"/>
+            </w:tcBorders>
+            <w:shd w:val="clear" w:color="auto" w:fill="auto"/>
+            <w:vAlign w:val="bottom"/>
+          </w:tcPr>
+          <w:p>
+            <w:pPr>
+              <w:spacing w:after="0" w:line="240" w:lineRule="auto"/>
+              <w:rPr>
+                <w:rFonts w:ascii="Times New Roman" w:eastAsia="Times New Roman" w:hAnsi="Times New Roman" w:cs="Times New Roman"/>
+                <w:color w:val="000000"/>
+                <w:sz w:val="24"/>
+                <w:szCs w:val="24"/>
+                <w:lang w:eastAsia="ru-RU"/>
+              </w:rPr>
+            </w:pPr>
+            <w:r>
+              <w:rPr>
+                <w:rFonts w:ascii="Times New Roman" w:eastAsia="Times New Roman" w:hAnsi="Times New Roman" w:cs="Times New Roman"/>
+                <w:color w:val="000000"/>
+                <w:sz w:val="24"/>
+                <w:szCs w:val="24"/>
+                <w:lang w:eastAsia="ru-RU"/>
+              </w:rPr>
+              <w:t>Ме</w:t>
+            </w:r>
+            <w:r>
+              <w:rPr>
+                <w:rFonts w:ascii="Times New Roman" w:eastAsia="Times New Roman" w:hAnsi="Times New Roman" w:cs="Times New Roman"/>
+                <w:color w:val="000000"/>
+                <w:sz w:val="24"/>
+                <w:szCs w:val="24"/>
+                <w:lang w:eastAsia="ru-RU"/>
+              </w:rPr>
+              <w:t>тод лесовосстановления (сохранение подроста, минерализация почвы, оставление семенных деревьев, др.):</w:t>
             </w:r>
           </w:p>
         </w:tc>
@@ -669,7 +536,137 @@
         </w:trPr>
         <w:tc>
           <w:tcPr>
-            <w:tcW w:w="8960" w:type="dxa"/>
+            <w:tcW w:w="9478" w:type="dxa"/>
+            <w:gridSpan w:val="13"/>
+            <w:tcBorders>
+              <w:left w:val="nil"/>
+              <w:bottom w:val="single" w:sz="4" w:space="0" w:color="auto"/>
+              <w:right w:val="nil"/>
+            </w:tcBorders>
+            <w:shd w:val="clear" w:color="auto" w:fill="auto"/>
+            <w:vAlign w:val="bottom"/>
+          </w:tcPr>
+          <w:p>
+            <w:pPr>
+              <w:spacing w:after="0" w:line="240" w:lineRule="auto"/>
+              <w:jc w:val="center"/>
+              <w:rPr>
+                <w:rFonts w:ascii="Times New Roman" w:eastAsia="Times New Roman" w:hAnsi="Times New Roman" w:cs="Times New Roman"/>
+                <w:i/>
+                <w:iCs/>
+                <w:color w:val="000000"/>
+                <w:sz w:val="24"/>
+                <w:szCs w:val="24"/>
+                <w:lang w:val="en-US" w:eastAsia="ru-RU"/>
+              </w:rPr>
+            </w:pPr>
+            <w:r>
+              <w:rPr>
+                <w:rFonts w:ascii="Times New Roman" w:eastAsia="Times New Roman" w:hAnsi="Times New Roman" w:cs="Times New Roman"/>
+                <w:i/>
+                <w:iCs/>
+                <w:color w:val="000000"/>
+                <w:sz w:val="24"/>
+                <w:szCs w:val="24"/>
+                <w:lang w:val="en-US" w:eastAsia="ru-RU"/>
+              </w:rPr>
+              <w:t>{{ recovery_method }}</w:t>
+            </w:r>
+          </w:p>
+        </w:tc>
+      </w:tr>
+      <w:tr>
+        <w:trPr>
+          <w:trHeight w:val="315"/>
+        </w:trPr>
+        <w:tc>
+          <w:tcPr>
+            <w:tcW w:w="5638" w:type="dxa"/>
+            <w:gridSpan w:val="9"/>
+            <w:tcBorders>
+              <w:top w:val="nil"/>
+              <w:left w:val="nil"/>
+              <w:bottom w:val="nil"/>
+              <w:right w:val="nil"/>
+            </w:tcBorders>
+            <w:shd w:val="clear" w:color="auto" w:fill="auto"/>
+            <w:noWrap/>
+            <w:vAlign w:val="bottom"/>
+            <w:hideMark/>
+          </w:tcPr>
+          <w:p>
+            <w:pPr>
+              <w:spacing w:after="0" w:line="240" w:lineRule="auto"/>
+              <w:rPr>
+                <w:rFonts w:ascii="Times New Roman" w:eastAsia="Times New Roman" w:hAnsi="Times New Roman" w:cs="Times New Roman"/>
+                <w:color w:val="000000"/>
+                <w:sz w:val="24"/>
+                <w:szCs w:val="24"/>
+                <w:lang w:eastAsia="ru-RU"/>
+              </w:rPr>
+            </w:pPr>
+            <w:r>
+              <w:rPr>
+                <w:rFonts w:ascii="Times New Roman" w:eastAsia="Times New Roman" w:hAnsi="Times New Roman" w:cs="Times New Roman"/>
+                <w:color w:val="000000"/>
+                <w:sz w:val="24"/>
+                <w:szCs w:val="24"/>
+                <w:lang w:eastAsia="ru-RU"/>
+              </w:rPr>
+              <w:t>Год отнесения к землям, на которых расположены леса,</w:t>
+            </w:r>
+          </w:p>
+        </w:tc>
+        <w:tc>
+          <w:tcPr>
+            <w:tcW w:w="3840" w:type="dxa"/>
+            <w:gridSpan w:val="4"/>
+            <w:tcBorders>
+              <w:top w:val="nil"/>
+              <w:left w:val="nil"/>
+              <w:bottom w:val="single" w:sz="4" w:space="0" w:color="auto"/>
+              <w:right w:val="nil"/>
+            </w:tcBorders>
+            <w:shd w:val="clear" w:color="auto" w:fill="auto"/>
+            <w:vAlign w:val="bottom"/>
+            <w:hideMark/>
+          </w:tcPr>
+          <w:p>
+            <w:pPr>
+              <w:spacing w:after="0" w:line="240" w:lineRule="auto"/>
+              <w:jc w:val="center"/>
+              <w:rPr>
+                <w:rFonts w:ascii="Times New Roman" w:eastAsia="Times New Roman" w:hAnsi="Times New Roman" w:cs="Times New Roman"/>
+                <w:i/>
+                <w:iCs/>
+                <w:color w:val="000000"/>
+                <w:sz w:val="24"/>
+                <w:szCs w:val="24"/>
+                <w:lang w:val="en-US" w:eastAsia="ru-RU"/>
+              </w:rPr>
+            </w:pPr>
+            <w:r>
+              <w:rPr>
+                <w:rFonts w:ascii="Times New Roman" w:eastAsia="Times New Roman" w:hAnsi="Times New Roman" w:cs="Times New Roman"/>
+                <w:i/>
+                <w:iCs/>
+                <w:color w:val="000000"/>
+                <w:sz w:val="24"/>
+                <w:szCs w:val="24"/>
+                <w:lang w:val="en-US" w:eastAsia="ru-RU"/>
+              </w:rPr>
+              <w:t>{{ year_assignment_land }}</w:t>
+            </w:r>
+          </w:p>
+        </w:tc>
+      </w:tr>
+      <w:tr>
+        <w:trPr>
+          <w:trHeight w:val="315"/>
+        </w:trPr>
+        <w:tc>
+          <w:tcPr>
+            <w:tcW w:w="9478" w:type="dxa"/>
             <w:gridSpan w:val="13"/>
             <w:tcBorders>
               <w:top w:val="nil"/>
@@ -711,7 +708,7 @@
         </w:trPr>
         <w:tc>
           <w:tcPr>
-            <w:tcW w:w="3200" w:type="dxa"/>
+            <w:tcW w:w="2685" w:type="dxa"/>
             <w:gridSpan w:val="5"/>
             <w:tcBorders>
               <w:top w:val="nil"/>
@@ -748,7 +745,7 @@
         </w:tc>
         <w:tc>
           <w:tcPr>
-            <w:tcW w:w="5760" w:type="dxa"/>
+            <w:tcW w:w="6793" w:type="dxa"/>
             <w:gridSpan w:val="8"/>
             <w:tcBorders>
               <w:top w:val="nil"/>
@@ -784,33 +781,7 @@
                 <w:szCs w:val="24"/>
                 <w:lang w:val="en-US" w:eastAsia="ru-RU"/>
               </w:rPr>
-              <w:t xml:space="preserve">{{ </w:t>
-            </w:r>
-            <w:proofErr w:type="spellStart"/>
-            <w:r>
-              <w:rPr>
-                <w:rFonts w:ascii="Times New Roman" w:eastAsia="Times New Roman" w:hAnsi="Times New Roman" w:cs="Times New Roman"/>
-                <w:i/>
-                <w:iCs/>
-                <w:color w:val="000000"/>
-                <w:sz w:val="24"/>
-                <w:szCs w:val="24"/>
-                <w:lang w:val="en-US" w:eastAsia="ru-RU"/>
-              </w:rPr>
-              <w:t>forestly</w:t>
-            </w:r>
-            <w:proofErr w:type="spellEnd"/>
-            <w:r>
-              <w:rPr>
-                <w:rFonts w:ascii="Times New Roman" w:eastAsia="Times New Roman" w:hAnsi="Times New Roman" w:cs="Times New Roman"/>
-                <w:i/>
-                <w:iCs/>
-                <w:color w:val="000000"/>
-                <w:sz w:val="24"/>
-                <w:szCs w:val="24"/>
-                <w:lang w:val="en-US" w:eastAsia="ru-RU"/>
-              </w:rPr>
-              <w:t xml:space="preserve"> }}</w:t>
+              <w:t>{{ forestly }}</w:t>
             </w:r>
           </w:p>
         </w:tc>
@@ -821,7 +792,7 @@
         </w:trPr>
         <w:tc>
           <w:tcPr>
-            <w:tcW w:w="3200" w:type="dxa"/>
+            <w:tcW w:w="2685" w:type="dxa"/>
             <w:gridSpan w:val="5"/>
             <w:tcBorders>
               <w:top w:val="nil"/>
@@ -858,7 +829,7 @@
         </w:tc>
         <w:tc>
           <w:tcPr>
-            <w:tcW w:w="5760" w:type="dxa"/>
+            <w:tcW w:w="6793" w:type="dxa"/>
             <w:gridSpan w:val="8"/>
             <w:tcBorders>
               <w:top w:val="single" w:sz="4" w:space="0" w:color="auto"/>
@@ -894,33 +865,7 @@
                 <w:szCs w:val="24"/>
                 <w:lang w:val="en-US" w:eastAsia="ru-RU"/>
               </w:rPr>
-              <w:t xml:space="preserve">{{ </w:t>
-            </w:r>
-            <w:proofErr w:type="spellStart"/>
-            <w:r>
-              <w:rPr>
-                <w:rFonts w:ascii="Times New Roman" w:eastAsia="Times New Roman" w:hAnsi="Times New Roman" w:cs="Times New Roman"/>
-                <w:i/>
-                <w:iCs/>
-                <w:color w:val="000000"/>
-                <w:sz w:val="24"/>
-                <w:szCs w:val="24"/>
-                <w:lang w:val="en-US" w:eastAsia="ru-RU"/>
-              </w:rPr>
-              <w:t>district_forestly</w:t>
-            </w:r>
-            <w:proofErr w:type="spellEnd"/>
-            <w:r>
-              <w:rPr>
-                <w:rFonts w:ascii="Times New Roman" w:eastAsia="Times New Roman" w:hAnsi="Times New Roman" w:cs="Times New Roman"/>
-                <w:i/>
-                <w:iCs/>
-                <w:color w:val="000000"/>
-                <w:sz w:val="24"/>
-                <w:szCs w:val="24"/>
-                <w:lang w:val="en-US" w:eastAsia="ru-RU"/>
-              </w:rPr>
-              <w:t xml:space="preserve"> }}</w:t>
+              <w:t>{{ district_forestly }}</w:t>
             </w:r>
           </w:p>
         </w:tc>
@@ -931,7 +876,7 @@
         </w:trPr>
         <w:tc>
           <w:tcPr>
-            <w:tcW w:w="3200" w:type="dxa"/>
+            <w:tcW w:w="2685" w:type="dxa"/>
             <w:gridSpan w:val="5"/>
             <w:tcBorders>
               <w:top w:val="nil"/>
@@ -967,7 +912,7 @@
         </w:tc>
         <w:tc>
           <w:tcPr>
-            <w:tcW w:w="5760" w:type="dxa"/>
+            <w:tcW w:w="6793" w:type="dxa"/>
             <w:gridSpan w:val="8"/>
             <w:tcBorders>
               <w:top w:val="single" w:sz="4" w:space="0" w:color="auto"/>
@@ -1002,36 +947,8 @@
                 <w:szCs w:val="24"/>
                 <w:lang w:val="en-US" w:eastAsia="ru-RU"/>
               </w:rPr>
-              <w:t xml:space="preserve">{{ </w:t>
-            </w:r>
-            <w:proofErr w:type="spellStart"/>
-            <w:r>
-              <w:rPr>
-                <w:rFonts w:ascii="Times New Roman" w:eastAsia="Times New Roman" w:hAnsi="Times New Roman" w:cs="Times New Roman"/>
-                <w:i/>
-                <w:iCs/>
-                <w:color w:val="000000"/>
-                <w:sz w:val="24"/>
-                <w:szCs w:val="24"/>
-                <w:lang w:val="en-US" w:eastAsia="ru-RU"/>
-              </w:rPr>
-              <w:t>name_dacha</w:t>
-            </w:r>
-            <w:proofErr w:type="spellEnd"/>
-            <w:r>
-              <w:rPr>
-                <w:rFonts w:ascii="Times New Roman" w:eastAsia="Times New Roman" w:hAnsi="Times New Roman" w:cs="Times New Roman"/>
-                <w:i/>
-                <w:iCs/>
-                <w:color w:val="000000"/>
-                <w:sz w:val="24"/>
-                <w:szCs w:val="24"/>
-                <w:lang w:val="en-US" w:eastAsia="ru-RU"/>
-              </w:rPr>
-              <w:t xml:space="preserve"> }}</w:t>
-            </w:r>
-            <w:bookmarkStart w:id="0" w:name="_GoBack"/>
-            <w:bookmarkEnd w:id="0"/>
+              <w:t>{{ name_dacha }}</w:t>
+            </w:r>
           </w:p>
         </w:tc>
       </w:tr>
@@ -1041,7 +958,7 @@
         </w:trPr>
         <w:tc>
           <w:tcPr>
-            <w:tcW w:w="1280" w:type="dxa"/>
+            <w:tcW w:w="912" w:type="dxa"/>
             <w:gridSpan w:val="2"/>
             <w:tcBorders>
               <w:top w:val="nil"/>
@@ -1078,7 +995,7 @@
         </w:tc>
         <w:tc>
           <w:tcPr>
-            <w:tcW w:w="1280" w:type="dxa"/>
+            <w:tcW w:w="1324" w:type="dxa"/>
             <w:gridSpan w:val="2"/>
             <w:tcBorders>
               <w:top w:val="nil"/>
@@ -1114,39 +1031,13 @@
                 <w:szCs w:val="24"/>
                 <w:lang w:val="en-US" w:eastAsia="ru-RU"/>
               </w:rPr>
-              <w:t xml:space="preserve">{{ </w:t>
-            </w:r>
-            <w:proofErr w:type="spellStart"/>
-            <w:r>
-              <w:rPr>
-                <w:rFonts w:ascii="Times New Roman" w:eastAsia="Times New Roman" w:hAnsi="Times New Roman" w:cs="Times New Roman"/>
-                <w:i/>
-                <w:iCs/>
-                <w:color w:val="000000"/>
-                <w:sz w:val="24"/>
-                <w:szCs w:val="24"/>
-                <w:lang w:val="en-US" w:eastAsia="ru-RU"/>
-              </w:rPr>
-              <w:t>name_quarter</w:t>
-            </w:r>
-            <w:proofErr w:type="spellEnd"/>
-            <w:r>
-              <w:rPr>
-                <w:rFonts w:ascii="Times New Roman" w:eastAsia="Times New Roman" w:hAnsi="Times New Roman" w:cs="Times New Roman"/>
-                <w:i/>
-                <w:iCs/>
-                <w:color w:val="000000"/>
-                <w:sz w:val="24"/>
-                <w:szCs w:val="24"/>
-                <w:lang w:val="en-US" w:eastAsia="ru-RU"/>
-              </w:rPr>
-              <w:t xml:space="preserve"> }}</w:t>
-            </w:r>
-          </w:p>
-        </w:tc>
-        <w:tc>
-          <w:tcPr>
-            <w:tcW w:w="640" w:type="dxa"/>
+              <w:t>{{ name_quarter }}</w:t>
+            </w:r>
+          </w:p>
+        </w:tc>
+        <w:tc>
+          <w:tcPr>
+            <w:tcW w:w="449" w:type="dxa"/>
             <w:tcBorders>
               <w:top w:val="nil"/>
               <w:left w:val="nil"/>
@@ -1173,7 +1064,7 @@
         </w:tc>
         <w:tc>
           <w:tcPr>
-            <w:tcW w:w="1280" w:type="dxa"/>
+            <w:tcW w:w="800" w:type="dxa"/>
             <w:tcBorders>
               <w:top w:val="single" w:sz="4" w:space="0" w:color="auto"/>
               <w:left w:val="nil"/>
@@ -1210,7 +1101,7 @@
         </w:tc>
         <w:tc>
           <w:tcPr>
-            <w:tcW w:w="1280" w:type="dxa"/>
+            <w:tcW w:w="1704" w:type="dxa"/>
             <w:gridSpan w:val="2"/>
             <w:tcBorders>
               <w:top w:val="single" w:sz="4" w:space="0" w:color="auto"/>
@@ -1246,39 +1137,13 @@
                 <w:szCs w:val="24"/>
                 <w:lang w:val="en-US" w:eastAsia="ru-RU"/>
               </w:rPr>
-              <w:t xml:space="preserve">{{ </w:t>
-            </w:r>
-            <w:proofErr w:type="spellStart"/>
-            <w:r>
-              <w:rPr>
-                <w:rFonts w:ascii="Times New Roman" w:eastAsia="Times New Roman" w:hAnsi="Times New Roman" w:cs="Times New Roman"/>
-                <w:i/>
-                <w:iCs/>
-                <w:color w:val="000000"/>
-                <w:sz w:val="24"/>
-                <w:szCs w:val="24"/>
-                <w:lang w:val="en-US" w:eastAsia="ru-RU"/>
-              </w:rPr>
-              <w:t>soil_lot</w:t>
-            </w:r>
-            <w:proofErr w:type="spellEnd"/>
-            <w:r>
-              <w:rPr>
-                <w:rFonts w:ascii="Times New Roman" w:eastAsia="Times New Roman" w:hAnsi="Times New Roman" w:cs="Times New Roman"/>
-                <w:i/>
-                <w:iCs/>
-                <w:color w:val="000000"/>
-                <w:sz w:val="24"/>
-                <w:szCs w:val="24"/>
-                <w:lang w:val="en-US" w:eastAsia="ru-RU"/>
-              </w:rPr>
-              <w:t xml:space="preserve"> }}</w:t>
-            </w:r>
-          </w:p>
-        </w:tc>
-        <w:tc>
-          <w:tcPr>
-            <w:tcW w:w="1920" w:type="dxa"/>
+              <w:t>{{ soil_lot }}</w:t>
+            </w:r>
+          </w:p>
+        </w:tc>
+        <w:tc>
+          <w:tcPr>
+            <w:tcW w:w="1612" w:type="dxa"/>
             <w:gridSpan w:val="3"/>
             <w:tcBorders>
               <w:top w:val="single" w:sz="4" w:space="0" w:color="auto"/>
@@ -1311,25 +1176,13 @@
                 <w:szCs w:val="24"/>
                 <w:lang w:eastAsia="ru-RU"/>
               </w:rPr>
-              <w:t xml:space="preserve">Площадь, </w:t>
-            </w:r>
-            <w:proofErr w:type="gramStart"/>
-            <w:r>
-              <w:rPr>
-                <w:rFonts w:ascii="Times New Roman" w:eastAsia="Times New Roman" w:hAnsi="Times New Roman" w:cs="Times New Roman"/>
-                <w:color w:val="000000"/>
-                <w:sz w:val="24"/>
-                <w:szCs w:val="24"/>
-                <w:lang w:eastAsia="ru-RU"/>
-              </w:rPr>
-              <w:t>га</w:t>
-            </w:r>
-            <w:proofErr w:type="gramEnd"/>
-          </w:p>
-        </w:tc>
-        <w:tc>
-          <w:tcPr>
-            <w:tcW w:w="1280" w:type="dxa"/>
+              <w:t>Площадь, га</w:t>
+            </w:r>
+          </w:p>
+        </w:tc>
+        <w:tc>
+          <w:tcPr>
+            <w:tcW w:w="2677" w:type="dxa"/>
             <w:gridSpan w:val="2"/>
             <w:tcBorders>
               <w:top w:val="single" w:sz="4" w:space="0" w:color="auto"/>
@@ -1393,7 +1246,7 @@
         </w:trPr>
         <w:tc>
           <w:tcPr>
-            <w:tcW w:w="7680" w:type="dxa"/>
+            <w:tcW w:w="6801" w:type="dxa"/>
             <w:gridSpan w:val="11"/>
             <w:tcBorders>
               <w:top w:val="nil"/>
@@ -1424,29 +1277,7 @@
                 <w:szCs w:val="24"/>
                 <w:lang w:eastAsia="ru-RU"/>
               </w:rPr>
-              <w:t xml:space="preserve">Год образования категории фонда </w:t>
-            </w:r>
-            <w:proofErr w:type="spellStart"/>
-            <w:r>
-              <w:rPr>
-                <w:rFonts w:ascii="Times New Roman" w:eastAsia="Times New Roman" w:hAnsi="Times New Roman" w:cs="Times New Roman"/>
-                <w:color w:val="000000"/>
-                <w:sz w:val="24"/>
-                <w:szCs w:val="24"/>
-                <w:lang w:eastAsia="ru-RU"/>
-              </w:rPr>
-              <w:t>лесовосстановления</w:t>
-            </w:r>
-            <w:proofErr w:type="spellEnd"/>
-            <w:r>
-              <w:rPr>
-                <w:rFonts w:ascii="Times New Roman" w:eastAsia="Times New Roman" w:hAnsi="Times New Roman" w:cs="Times New Roman"/>
-                <w:color w:val="000000"/>
-                <w:sz w:val="24"/>
-                <w:szCs w:val="24"/>
-                <w:lang w:eastAsia="ru-RU"/>
-              </w:rPr>
-              <w:t xml:space="preserve"> (</w:t>
+              <w:t>Год образования категории фонда лесовосстановления (</w:t>
             </w:r>
             <w:r>
               <w:rPr>
@@ -1473,7 +1304,7 @@
         </w:tc>
         <w:tc>
           <w:tcPr>
-            <w:tcW w:w="1280" w:type="dxa"/>
+            <w:tcW w:w="2677" w:type="dxa"/>
             <w:gridSpan w:val="2"/>
             <w:tcBorders>
               <w:top w:val="nil"/>
@@ -1511,7 +1342,6 @@
               </w:rPr>
               <w:t xml:space="preserve">{{ </w:t>
             </w:r>
-            <w:proofErr w:type="spellStart"/>
             <w:r>
               <w:rPr>
                 <w:rFonts w:ascii="Times New Roman" w:eastAsia="Times New Roman" w:hAnsi="Times New Roman" w:cs="Times New Roman"/>
@@ -1524,7 +1354,6 @@
               </w:rPr>
               <w:t>year_format_fond_trees</w:t>
             </w:r>
-            <w:proofErr w:type="spellEnd"/>
             <w:r>
               <w:rPr>
                 <w:rFonts w:ascii="Times New Roman" w:eastAsia="Times New Roman" w:hAnsi="Times New Roman" w:cs="Times New Roman"/>
@@ -1546,7 +1375,7 @@
         </w:trPr>
         <w:tc>
           <w:tcPr>
-            <w:tcW w:w="8960" w:type="dxa"/>
+            <w:tcW w:w="9478" w:type="dxa"/>
             <w:gridSpan w:val="13"/>
             <w:tcBorders>
               <w:top w:val="nil"/>
@@ -1581,7 +1410,7 @@
         </w:trPr>
         <w:tc>
           <w:tcPr>
-            <w:tcW w:w="8960" w:type="dxa"/>
+            <w:tcW w:w="9478" w:type="dxa"/>
             <w:gridSpan w:val="13"/>
             <w:tcBorders>
               <w:top w:val="single" w:sz="4" w:space="0" w:color="auto"/>
@@ -1623,7 +1452,7 @@
         </w:trPr>
         <w:tc>
           <w:tcPr>
-            <w:tcW w:w="8960" w:type="dxa"/>
+            <w:tcW w:w="9478" w:type="dxa"/>
             <w:gridSpan w:val="13"/>
             <w:tcBorders>
               <w:top w:val="nil"/>
@@ -1661,7 +1490,6 @@
               </w:rPr>
               <w:t xml:space="preserve">{{ </w:t>
             </w:r>
-            <w:proofErr w:type="spellStart"/>
             <w:r>
               <w:rPr>
                 <w:rFonts w:ascii="Times New Roman" w:eastAsia="Times New Roman" w:hAnsi="Times New Roman" w:cs="Times New Roman"/>
@@ -1674,7 +1502,6 @@
               </w:rPr>
               <w:t>inf_restore_forest</w:t>
             </w:r>
-            <w:proofErr w:type="spellEnd"/>
             <w:r>
               <w:rPr>
                 <w:rFonts w:ascii="Times New Roman" w:eastAsia="Times New Roman" w:hAnsi="Times New Roman" w:cs="Times New Roman"/>
@@ -1696,7 +1523,7 @@
         </w:trPr>
         <w:tc>
           <w:tcPr>
-            <w:tcW w:w="8960" w:type="dxa"/>
+            <w:tcW w:w="9478" w:type="dxa"/>
             <w:gridSpan w:val="13"/>
             <w:tcBorders>
               <w:top w:val="single" w:sz="4" w:space="0" w:color="auto"/>
@@ -1727,29 +1554,7 @@
                 <w:szCs w:val="24"/>
                 <w:lang w:eastAsia="ru-RU"/>
               </w:rPr>
-              <w:t xml:space="preserve">Породный состав молодняка по Акту отнесения земель, предназначенных </w:t>
-            </w:r>
-            <w:proofErr w:type="gramStart"/>
-            <w:r>
-              <w:rPr>
-                <w:rFonts w:ascii="Times New Roman" w:eastAsia="Times New Roman" w:hAnsi="Times New Roman" w:cs="Times New Roman"/>
-                <w:color w:val="000000"/>
-                <w:sz w:val="24"/>
-                <w:szCs w:val="24"/>
-                <w:lang w:eastAsia="ru-RU"/>
-              </w:rPr>
-              <w:t>для</w:t>
-            </w:r>
-            <w:proofErr w:type="gramEnd"/>
-            <w:r>
-              <w:rPr>
-                <w:rFonts w:ascii="Times New Roman" w:eastAsia="Times New Roman" w:hAnsi="Times New Roman" w:cs="Times New Roman"/>
-                <w:color w:val="000000"/>
-                <w:sz w:val="24"/>
-                <w:szCs w:val="24"/>
-                <w:lang w:eastAsia="ru-RU"/>
-              </w:rPr>
-              <w:t xml:space="preserve"> </w:t>
+              <w:t xml:space="preserve">Породный состав молодняка по Акту отнесения земель, предназначенных для </w:t>
             </w:r>
           </w:p>
         </w:tc>
@@ -1760,7 +1565,7 @@
         </w:trPr>
         <w:tc>
           <w:tcPr>
-            <w:tcW w:w="7040" w:type="dxa"/>
+            <w:tcW w:w="6087" w:type="dxa"/>
             <w:gridSpan w:val="10"/>
             <w:tcBorders>
               <w:top w:val="nil"/>
@@ -1783,33 +1588,21 @@
                 <w:lang w:eastAsia="ru-RU"/>
               </w:rPr>
             </w:pPr>
-            <w:proofErr w:type="spellStart"/>
-            <w:r>
-              <w:rPr>
-                <w:rFonts w:ascii="Times New Roman" w:eastAsia="Times New Roman" w:hAnsi="Times New Roman" w:cs="Times New Roman"/>
-                <w:color w:val="000000"/>
-                <w:sz w:val="24"/>
-                <w:szCs w:val="24"/>
-                <w:lang w:eastAsia="ru-RU"/>
-              </w:rPr>
-              <w:t>лесовосстановления</w:t>
-            </w:r>
-            <w:proofErr w:type="spellEnd"/>
-            <w:r>
-              <w:rPr>
-                <w:rFonts w:ascii="Times New Roman" w:eastAsia="Times New Roman" w:hAnsi="Times New Roman" w:cs="Times New Roman"/>
-                <w:color w:val="000000"/>
-                <w:sz w:val="24"/>
-                <w:szCs w:val="24"/>
-                <w:lang w:eastAsia="ru-RU"/>
-              </w:rPr>
-              <w:t>, к землям,  на которых, расположены леса,</w:t>
-            </w:r>
-          </w:p>
-        </w:tc>
-        <w:tc>
-          <w:tcPr>
-            <w:tcW w:w="1920" w:type="dxa"/>
+            <w:r>
+              <w:rPr>
+                <w:rFonts w:ascii="Times New Roman" w:eastAsia="Times New Roman" w:hAnsi="Times New Roman" w:cs="Times New Roman"/>
+                <w:color w:val="000000"/>
+                <w:sz w:val="24"/>
+                <w:szCs w:val="24"/>
+                <w:lang w:eastAsia="ru-RU"/>
+              </w:rPr>
+              <w:t>лесовосстановления, к землям,  на которых, расположены леса,</w:t>
+            </w:r>
+          </w:p>
+        </w:tc>
+        <w:tc>
+          <w:tcPr>
+            <w:tcW w:w="3391" w:type="dxa"/>
             <w:gridSpan w:val="3"/>
             <w:tcBorders>
               <w:top w:val="nil"/>
@@ -1847,7 +1640,6 @@
               </w:rPr>
               <w:t xml:space="preserve">{{ </w:t>
             </w:r>
-            <w:proofErr w:type="spellStart"/>
             <w:r>
               <w:rPr>
                 <w:rFonts w:ascii="Times New Roman" w:eastAsia="Times New Roman" w:hAnsi="Times New Roman" w:cs="Times New Roman"/>
@@ -1860,7 +1652,6 @@
               </w:rPr>
               <w:t>breed_structure_sapling_act_land</w:t>
             </w:r>
-            <w:proofErr w:type="spellEnd"/>
             <w:r>
               <w:rPr>
                 <w:rFonts w:ascii="Times New Roman" w:eastAsia="Times New Roman" w:hAnsi="Times New Roman" w:cs="Times New Roman"/>
@@ -1882,7 +1673,7 @@
         </w:trPr>
         <w:tc>
           <w:tcPr>
-            <w:tcW w:w="6400" w:type="dxa"/>
+            <w:tcW w:w="5638" w:type="dxa"/>
             <w:gridSpan w:val="9"/>
             <w:tcBorders>
               <w:top w:val="nil"/>
@@ -1919,33 +1710,33 @@
         </w:tc>
         <w:tc>
           <w:tcPr>
-            <w:tcW w:w="640" w:type="dxa"/>
-            <w:tcBorders>
-              <w:top w:val="nil"/>
-              <w:left w:val="nil"/>
-              <w:bottom w:val="nil"/>
-              <w:right w:val="nil"/>
-            </w:tcBorders>
-            <w:shd w:val="clear" w:color="auto" w:fill="auto"/>
-            <w:vAlign w:val="bottom"/>
-            <w:hideMark/>
-          </w:tcPr>
-          <w:p>
-            <w:pPr>
-              <w:spacing w:after="0" w:line="240" w:lineRule="auto"/>
-              <w:rPr>
-                <w:rFonts w:ascii="Times New Roman" w:eastAsia="Times New Roman" w:hAnsi="Times New Roman" w:cs="Times New Roman"/>
-                <w:color w:val="000000"/>
-                <w:sz w:val="24"/>
-                <w:szCs w:val="24"/>
-                <w:lang w:eastAsia="ru-RU"/>
-              </w:rPr>
-            </w:pPr>
-          </w:p>
-        </w:tc>
-        <w:tc>
-          <w:tcPr>
-            <w:tcW w:w="1920" w:type="dxa"/>
+            <w:tcW w:w="449" w:type="dxa"/>
+            <w:tcBorders>
+              <w:top w:val="nil"/>
+              <w:left w:val="nil"/>
+              <w:bottom w:val="nil"/>
+              <w:right w:val="nil"/>
+            </w:tcBorders>
+            <w:shd w:val="clear" w:color="auto" w:fill="auto"/>
+            <w:vAlign w:val="bottom"/>
+            <w:hideMark/>
+          </w:tcPr>
+          <w:p>
+            <w:pPr>
+              <w:spacing w:after="0" w:line="240" w:lineRule="auto"/>
+              <w:rPr>
+                <w:rFonts w:ascii="Times New Roman" w:eastAsia="Times New Roman" w:hAnsi="Times New Roman" w:cs="Times New Roman"/>
+                <w:color w:val="000000"/>
+                <w:sz w:val="24"/>
+                <w:szCs w:val="24"/>
+                <w:lang w:eastAsia="ru-RU"/>
+              </w:rPr>
+            </w:pPr>
+          </w:p>
+        </w:tc>
+        <w:tc>
+          <w:tcPr>
+            <w:tcW w:w="3391" w:type="dxa"/>
             <w:gridSpan w:val="3"/>
             <w:tcBorders>
               <w:top w:val="nil"/>
@@ -1984,7 +1775,6 @@
               </w:rPr>
               <w:t xml:space="preserve">{{ </w:t>
             </w:r>
-            <w:proofErr w:type="spellStart"/>
             <w:r>
               <w:rPr>
                 <w:rFonts w:ascii="Times New Roman" w:eastAsia="Times New Roman" w:hAnsi="Times New Roman" w:cs="Times New Roman"/>
@@ -1997,7 +1787,6 @@
               </w:rPr>
               <w:t>economy_act_land</w:t>
             </w:r>
-            <w:proofErr w:type="spellEnd"/>
             <w:r>
               <w:rPr>
                 <w:rFonts w:ascii="Times New Roman" w:eastAsia="Times New Roman" w:hAnsi="Times New Roman" w:cs="Times New Roman"/>
@@ -2019,7 +1808,7 @@
         </w:trPr>
         <w:tc>
           <w:tcPr>
-            <w:tcW w:w="7040" w:type="dxa"/>
+            <w:tcW w:w="6087" w:type="dxa"/>
             <w:gridSpan w:val="10"/>
             <w:tcBorders>
               <w:top w:val="nil"/>
@@ -2056,7 +1845,7 @@
         </w:tc>
         <w:tc>
           <w:tcPr>
-            <w:tcW w:w="1920" w:type="dxa"/>
+            <w:tcW w:w="3391" w:type="dxa"/>
             <w:gridSpan w:val="3"/>
             <w:tcBorders>
               <w:top w:val="nil"/>
@@ -2094,7 +1883,6 @@
               </w:rPr>
               <w:t xml:space="preserve">{{ </w:t>
             </w:r>
-            <w:proofErr w:type="spellStart"/>
             <w:r>
               <w:rPr>
                 <w:rFonts w:ascii="Times New Roman" w:eastAsia="Times New Roman" w:hAnsi="Times New Roman" w:cs="Times New Roman"/>
@@ -2107,7 +1895,6 @@
               </w:rPr>
               <w:t>breed_composition_sapling_data_surver</w:t>
             </w:r>
-            <w:proofErr w:type="spellEnd"/>
             <w:r>
               <w:rPr>
                 <w:rFonts w:ascii="Times New Roman" w:eastAsia="Times New Roman" w:hAnsi="Times New Roman" w:cs="Times New Roman"/>
@@ -2129,7 +1916,7 @@
         </w:trPr>
         <w:tc>
           <w:tcPr>
-            <w:tcW w:w="5120" w:type="dxa"/>
+            <w:tcW w:w="3735" w:type="dxa"/>
             <w:gridSpan w:val="7"/>
             <w:tcBorders>
               <w:top w:val="nil"/>
@@ -2166,7 +1953,7 @@
         </w:tc>
         <w:tc>
           <w:tcPr>
-            <w:tcW w:w="640" w:type="dxa"/>
+            <w:tcW w:w="1454" w:type="dxa"/>
             <w:tcBorders>
               <w:top w:val="nil"/>
               <w:left w:val="nil"/>
@@ -2193,7 +1980,7 @@
         </w:tc>
         <w:tc>
           <w:tcPr>
-            <w:tcW w:w="640" w:type="dxa"/>
+            <w:tcW w:w="449" w:type="dxa"/>
             <w:tcBorders>
               <w:top w:val="nil"/>
               <w:left w:val="nil"/>
@@ -2220,7 +2007,7 @@
         </w:tc>
         <w:tc>
           <w:tcPr>
-            <w:tcW w:w="640" w:type="dxa"/>
+            <w:tcW w:w="449" w:type="dxa"/>
             <w:tcBorders>
               <w:top w:val="nil"/>
               <w:left w:val="nil"/>
@@ -2247,7 +2034,7 @@
         </w:tc>
         <w:tc>
           <w:tcPr>
-            <w:tcW w:w="1920" w:type="dxa"/>
+            <w:tcW w:w="3391" w:type="dxa"/>
             <w:gridSpan w:val="3"/>
             <w:tcBorders>
               <w:top w:val="nil"/>
@@ -2285,7 +2072,6 @@
               </w:rPr>
               <w:t xml:space="preserve">{{ </w:t>
             </w:r>
-            <w:proofErr w:type="spellStart"/>
             <w:r>
               <w:rPr>
                 <w:rFonts w:ascii="Times New Roman" w:eastAsia="Times New Roman" w:hAnsi="Times New Roman" w:cs="Times New Roman"/>
@@ -2298,7 +2084,6 @@
               </w:rPr>
               <w:t>farm_according_data_survey</w:t>
             </w:r>
-            <w:proofErr w:type="spellEnd"/>
             <w:r>
               <w:rPr>
                 <w:rFonts w:ascii="Times New Roman" w:eastAsia="Times New Roman" w:hAnsi="Times New Roman" w:cs="Times New Roman"/>
@@ -2320,7 +2105,7 @@
         </w:trPr>
         <w:tc>
           <w:tcPr>
-            <w:tcW w:w="8960" w:type="dxa"/>
+            <w:tcW w:w="9478" w:type="dxa"/>
             <w:gridSpan w:val="13"/>
             <w:tcBorders>
               <w:top w:val="nil"/>
@@ -2362,7 +2147,7 @@
         </w:trPr>
         <w:tc>
           <w:tcPr>
-            <w:tcW w:w="8960" w:type="dxa"/>
+            <w:tcW w:w="9478" w:type="dxa"/>
             <w:gridSpan w:val="13"/>
             <w:tcBorders>
               <w:top w:val="nil"/>
@@ -2397,7 +2182,6 @@
               </w:rPr>
               <w:t xml:space="preserve">{{ </w:t>
             </w:r>
-            <w:proofErr w:type="spellStart"/>
             <w:r>
               <w:rPr>
                 <w:rFonts w:ascii="Times New Roman" w:eastAsia="Times New Roman" w:hAnsi="Times New Roman" w:cs="Times New Roman"/>
@@ -2409,7 +2193,6 @@
               </w:rPr>
               <w:t>change_breed_and_structure_sapling</w:t>
             </w:r>
-            <w:proofErr w:type="spellEnd"/>
             <w:r>
               <w:rPr>
                 <w:rFonts w:ascii="Times New Roman" w:eastAsia="Times New Roman" w:hAnsi="Times New Roman" w:cs="Times New Roman"/>
@@ -2430,7 +2213,7 @@
         </w:trPr>
         <w:tc>
           <w:tcPr>
-            <w:tcW w:w="8960" w:type="dxa"/>
+            <w:tcW w:w="9478" w:type="dxa"/>
             <w:gridSpan w:val="13"/>
             <w:tcBorders>
               <w:top w:val="nil"/>
@@ -2472,7 +2255,7 @@
         </w:trPr>
         <w:tc>
           <w:tcPr>
-            <w:tcW w:w="8960" w:type="dxa"/>
+            <w:tcW w:w="9478" w:type="dxa"/>
             <w:gridSpan w:val="13"/>
             <w:tcBorders>
               <w:top w:val="nil"/>
@@ -2523,7 +2306,6 @@
               </w:rPr>
               <w:t xml:space="preserve">{{ </w:t>
             </w:r>
-            <w:proofErr w:type="spellStart"/>
             <w:r>
               <w:rPr>
                 <w:rFonts w:ascii="Times New Roman" w:eastAsia="Times New Roman" w:hAnsi="Times New Roman" w:cs="Times New Roman"/>
@@ -2536,7 +2318,6 @@
               </w:rPr>
               <w:t>results_surtvey</w:t>
             </w:r>
-            <w:proofErr w:type="spellEnd"/>
             <w:r>
               <w:rPr>
                 <w:rFonts w:ascii="Times New Roman" w:eastAsia="Times New Roman" w:hAnsi="Times New Roman" w:cs="Times New Roman"/>
@@ -2558,7 +2339,7 @@
         </w:trPr>
         <w:tc>
           <w:tcPr>
-            <w:tcW w:w="8960" w:type="dxa"/>
+            <w:tcW w:w="9478" w:type="dxa"/>
             <w:gridSpan w:val="13"/>
             <w:tcBorders>
               <w:top w:val="nil"/>
@@ -2600,7 +2381,7 @@
         </w:trPr>
         <w:tc>
           <w:tcPr>
-            <w:tcW w:w="8960" w:type="dxa"/>
+            <w:tcW w:w="9478" w:type="dxa"/>
             <w:gridSpan w:val="13"/>
             <w:tcBorders>
               <w:top w:val="nil"/>
@@ -2678,7 +2459,7 @@
 </file>
 
 <file path=word/endnotes.xml><?xml version="1.0" encoding="utf-8"?>
-<w:endnotes xmlns:wpc="http://schemas.microsoft.com/office/word/2010/wordprocessingCanvas" xmlns:mc="http://schemas.openxmlformats.org/markup-compatibility/2006" xmlns:o="urn:schemas-microsoft-com:office:office" xmlns:r="http://schemas.openxmlformats.org/officeDocument/2006/relationships" xmlns:m="http://schemas.openxmlformats.org/officeDocument/2006/math" xmlns:v="urn:schemas-microsoft-com:vml" xmlns:wp14="http://schemas.microsoft.com/office/word/2010/wordprocessingDrawing" xmlns:wp="http://schemas.openxmlformats.org/drawingml/2006/wordprocessingDrawing" xmlns:w10="urn:schemas-microsoft-com:office:word" xmlns:w="http://schemas.openxmlformats.org/wordprocessingml/2006/main" xmlns:w14="http://schemas.microsoft.com/office/word/2010/wordml" xmlns:wpg="http://schemas.microsoft.com/office/word/2010/wordprocessingGroup" xmlns:wpi="http://schemas.microsoft.com/office/word/2010/wordprocessingInk" xmlns:wne="http://schemas.microsoft.com/office/word/2006/wordml" xmlns:wps="http://schemas.microsoft.com/office/word/2010/wordprocessingShape" mc:Ignorable="w14 wp14">
+<w:endnotes xmlns:wpc="http://schemas.microsoft.com/office/word/2010/wordprocessingCanvas" xmlns:cx="http://schemas.microsoft.com/office/drawing/2014/chartex" xmlns:cx1="http://schemas.microsoft.com/office/drawing/2015/9/8/chartex" xmlns:cx2="http://schemas.microsoft.com/office/drawing/2015/10/21/chartex" xmlns:cx3="http://schemas.microsoft.com/office/drawing/2016/5/9/chartex" xmlns:cx4="http://schemas.microsoft.com/office/drawing/2016/5/10/chartex" xmlns:cx5="http://schemas.microsoft.com/office/drawing/2016/5/11/chartex" xmlns:cx6="http://schemas.microsoft.com/office/drawing/2016/5/12/chartex" xmlns:cx7="http://schemas.microsoft.com/office/drawing/2016/5/13/chartex" xmlns:cx8="http://schemas.microsoft.com/office/drawing/2016/5/14/chartex" xmlns:mc="http://schemas.openxmlformats.org/markup-compatibility/2006" xmlns:aink="http://schemas.microsoft.com/office/drawing/2016/ink" xmlns:am3d="http://schemas.microsoft.com/office/drawing/2017/model3d" xmlns:o="urn:schemas-microsoft-com:office:office" xmlns:oel="http://schemas.microsoft.com/office/2019/extlst" xmlns:r="http://schemas.openxmlformats.org/officeDocument/2006/relationships" xmlns:m="http://schemas.openxmlformats.org/officeDocument/2006/math" xmlns:v="urn:schemas-microsoft-com:vml" xmlns:wp14="http://schemas.microsoft.com/office/word/2010/wordprocessingDrawing" xmlns:wp="http://schemas.openxmlformats.org/drawingml/2006/wordprocessingDrawing" xmlns:w10="urn:schemas-microsoft-com:office:word" xmlns:w="http://schemas.openxmlformats.org/wordprocessingml/2006/main" xmlns:w14="http://schemas.microsoft.com/office/word/2010/wordml" xmlns:w15="http://schemas.microsoft.com/office/word/2012/wordml" xmlns:w16cex="http://schemas.microsoft.com/office/word/2018/wordml/cex" xmlns:w16cid="http://schemas.microsoft.com/office/word/2016/wordml/cid" xmlns:w16="http://schemas.microsoft.com/office/word/2018/wordml" xmlns:w16du="http://schemas.microsoft.com/office/word/2023/wordml/word16du" xmlns:w16sdtdh="http://schemas.microsoft.com/office/word/2020/wordml/sdtdatahash" xmlns:w16sdtfl="http://schemas.microsoft.com/office/word/2024/wordml/sdtformatlock" xmlns:w16se="http://schemas.microsoft.com/office/word/2015/wordml/symex" xmlns:wpg="http://schemas.microsoft.com/office/word/2010/wordprocessingGroup" xmlns:wpi="http://schemas.microsoft.com/office/word/2010/wordprocessingInk" xmlns:wne="http://schemas.microsoft.com/office/word/2006/wordml" xmlns:wps="http://schemas.microsoft.com/office/word/2010/wordprocessingShape" mc:Ignorable="w14 w15 w16se w16cid w16 w16cex w16sdtdh w16sdtfl w16du wp14">
   <w:endnote w:type="separator" w:id="-1">
     <w:p>
       <w:pPr>
@@ -2703,7 +2484,7 @@
 </file>
 
 <file path=word/footnotes.xml><?xml version="1.0" encoding="utf-8"?>
-<w:footnotes xmlns:wpc="http://schemas.microsoft.com/office/word/2010/wordprocessingCanvas" xmlns:mc="http://schemas.openxmlformats.org/markup-compatibility/2006" xmlns:o="urn:schemas-microsoft-com:office:office" xmlns:r="http://schemas.openxmlformats.org/officeDocument/2006/relationships" xmlns:m="http://schemas.openxmlformats.org/officeDocument/2006/math" xmlns:v="urn:schemas-microsoft-com:vml" xmlns:wp14="http://schemas.microsoft.com/office/word/2010/wordprocessingDrawing" xmlns:wp="http://schemas.openxmlformats.org/drawingml/2006/wordprocessingDrawing" xmlns:w10="urn:schemas-microsoft-com:office:word" xmlns:w="http://schemas.openxmlformats.org/wordprocessingml/2006/main" xmlns:w14="http://schemas.microsoft.com/office/word/2010/wordml" xmlns:wpg="http://schemas.microsoft.com/office/word/2010/wordprocessingGroup" xmlns:wpi="http://schemas.microsoft.com/office/word/2010/wordprocessingInk" xmlns:wne="http://schemas.microsoft.com/office/word/2006/wordml" xmlns:wps="http://schemas.microsoft.com/office/word/2010/wordprocessingShape" mc:Ignorable="w14 wp14">
+<w:footnotes xmlns:wpc="http://schemas.microsoft.com/office/word/2010/wordprocessingCanvas" xmlns:cx="http://schemas.microsoft.com/office/drawing/2014/chartex" xmlns:cx1="http://schemas.microsoft.com/office/drawing/2015/9/8/chartex" xmlns:cx2="http://schemas.microsoft.com/office/drawing/2015/10/21/chartex" xmlns:cx3="http://schemas.microsoft.com/office/drawing/2016/5/9/chartex" xmlns:cx4="http://schemas.microsoft.com/office/drawing/2016/5/10/chartex" xmlns:cx5="http://schemas.microsoft.com/office/drawing/2016/5/11/chartex" xmlns:cx6="http://schemas.microsoft.com/office/drawing/2016/5/12/chartex" xmlns:cx7="http://schemas.microsoft.com/office/drawing/2016/5/13/chartex" xmlns:cx8="http://schemas.microsoft.com/office/drawing/2016/5/14/chartex" xmlns:mc="http://schemas.openxmlformats.org/markup-compatibility/2006" xmlns:aink="http://schemas.microsoft.com/office/drawing/2016/ink" xmlns:am3d="http://schemas.microsoft.com/office/drawing/2017/model3d" xmlns:o="urn:schemas-microsoft-com:office:office" xmlns:oel="http://schemas.microsoft.com/office/2019/extlst" xmlns:r="http://schemas.openxmlformats.org/officeDocument/2006/relationships" xmlns:m="http://schemas.openxmlformats.org/officeDocument/2006/math" xmlns:v="urn:schemas-microsoft-com:vml" xmlns:wp14="http://schemas.microsoft.com/office/word/2010/wordprocessingDrawing" xmlns:wp="http://schemas.openxmlformats.org/drawingml/2006/wordprocessingDrawing" xmlns:w10="urn:schemas-microsoft-com:office:word" xmlns:w="http://schemas.openxmlformats.org/wordprocessingml/2006/main" xmlns:w14="http://schemas.microsoft.com/office/word/2010/wordml" xmlns:w15="http://schemas.microsoft.com/office/word/2012/wordml" xmlns:w16cex="http://schemas.microsoft.com/office/word/2018/wordml/cex" xmlns:w16cid="http://schemas.microsoft.com/office/word/2016/wordml/cid" xmlns:w16="http://schemas.microsoft.com/office/word/2018/wordml" xmlns:w16du="http://schemas.microsoft.com/office/word/2023/wordml/word16du" xmlns:w16sdtdh="http://schemas.microsoft.com/office/word/2020/wordml/sdtdatahash" xmlns:w16sdtfl="http://schemas.microsoft.com/office/word/2024/wordml/sdtformatlock" xmlns:w16se="http://schemas.microsoft.com/office/word/2015/wordml/symex" xmlns:wpg="http://schemas.microsoft.com/office/word/2010/wordprocessingGroup" xmlns:wpi="http://schemas.microsoft.com/office/word/2010/wordprocessingInk" xmlns:wne="http://schemas.microsoft.com/office/word/2006/wordml" xmlns:wps="http://schemas.microsoft.com/office/word/2010/wordprocessingShape" mc:Ignorable="w14 w15 w16se w16cid w16 w16cex w16sdtdh w16sdtfl w16du wp14">
   <w:footnote w:type="separator" w:id="-1">
     <w:p>
       <w:pPr>
@@ -2728,7 +2509,7 @@
 </file>
 
 <file path=word/styles.xml><?xml version="1.0" encoding="utf-8"?>
-<w:styles xmlns:mc="http://schemas.openxmlformats.org/markup-compatibility/2006" xmlns:r="http://schemas.openxmlformats.org/officeDocument/2006/relationships" xmlns:w="http://schemas.openxmlformats.org/wordprocessingml/2006/main" xmlns:w14="http://schemas.microsoft.com/office/word/2010/wordml" mc:Ignorable="w14">
+<w:styles xmlns:mc="http://schemas.openxmlformats.org/markup-compatibility/2006" xmlns:r="http://schemas.openxmlformats.org/officeDocument/2006/relationships" xmlns:w="http://schemas.openxmlformats.org/wordprocessingml/2006/main" xmlns:w14="http://schemas.microsoft.com/office/word/2010/wordml" xmlns:w15="http://schemas.microsoft.com/office/word/2012/wordml" xmlns:w16cex="http://schemas.microsoft.com/office/word/2018/wordml/cex" xmlns:w16cid="http://schemas.microsoft.com/office/word/2016/wordml/cid" xmlns:w16="http://schemas.microsoft.com/office/word/2018/wordml" xmlns:w16du="http://schemas.microsoft.com/office/word/2023/wordml/word16du" xmlns:w16sdtdh="http://schemas.microsoft.com/office/word/2020/wordml/sdtdatahash" xmlns:w16sdtfl="http://schemas.microsoft.com/office/word/2024/wordml/sdtformatlock" xmlns:w16se="http://schemas.microsoft.com/office/word/2015/wordml/symex" mc:Ignorable="w14 w15 w16se w16cid w16 w16cex w16sdtdh w16sdtfl w16du">
   <w:docDefaults>
     <w:rPrDefault>
       <w:rPr>
@@ -2744,378 +2525,383 @@
       </w:pPr>
     </w:pPrDefault>
   </w:docDefaults>
-  <w:latentStyles w:defLockedState="0" w:defUIPriority="99" w:defSemiHidden="1" w:defUnhideWhenUsed="1" w:defQFormat="0" w:count="267">
-    <w:lsdException w:name="Normal" w:semiHidden="0" w:uiPriority="0" w:unhideWhenUsed="0" w:qFormat="1"/>
-    <w:lsdException w:name="heading 1" w:semiHidden="0" w:uiPriority="9" w:unhideWhenUsed="0" w:qFormat="1"/>
-    <w:lsdException w:name="heading 2" w:uiPriority="9" w:qFormat="1"/>
-    <w:lsdException w:name="heading 3" w:uiPriority="9" w:qFormat="1"/>
-    <w:lsdException w:name="heading 4" w:uiPriority="9" w:qFormat="1"/>
-    <w:lsdException w:name="heading 5" w:uiPriority="9" w:qFormat="1"/>
-    <w:lsdException w:name="heading 6" w:uiPriority="9" w:qFormat="1"/>
-    <w:lsdException w:name="heading 7" w:uiPriority="9" w:qFormat="1"/>
-    <w:lsdException w:name="heading 8" w:uiPriority="9" w:qFormat="1"/>
-    <w:lsdException w:name="heading 9" w:uiPriority="9" w:qFormat="1"/>
-    <w:lsdException w:name="toc 1" w:uiPriority="39"/>
-    <w:lsdException w:name="toc 2" w:uiPriority="39"/>
-    <w:lsdException w:name="toc 3" w:uiPriority="39"/>
-    <w:lsdException w:name="toc 4" w:uiPriority="39"/>
-    <w:lsdException w:name="toc 5" w:uiPriority="39"/>
-    <w:lsdException w:name="toc 6" w:uiPriority="39"/>
-    <w:lsdException w:name="toc 7" w:uiPriority="39"/>
-    <w:lsdException w:name="toc 8" w:uiPriority="39"/>
-    <w:lsdException w:name="toc 9" w:uiPriority="39"/>
-    <w:lsdException w:name="caption" w:uiPriority="35" w:qFormat="1"/>
-    <w:lsdException w:name="Title" w:semiHidden="0" w:uiPriority="10" w:unhideWhenUsed="0" w:qFormat="1"/>
-    <w:lsdException w:name="Default Paragraph Font" w:uiPriority="1"/>
-    <w:lsdException w:name="Subtitle" w:semiHidden="0" w:uiPriority="11" w:unhideWhenUsed="0" w:qFormat="1"/>
-    <w:lsdException w:name="Strong" w:semiHidden="0" w:uiPriority="22" w:unhideWhenUsed="0" w:qFormat="1"/>
-    <w:lsdException w:name="Emphasis" w:semiHidden="0" w:uiPriority="20" w:unhideWhenUsed="0" w:qFormat="1"/>
-    <w:lsdException w:name="Table Grid" w:semiHidden="0" w:uiPriority="59" w:unhideWhenUsed="0"/>
-    <w:lsdException w:name="Placeholder Text" w:unhideWhenUsed="0"/>
-    <w:lsdException w:name="No Spacing" w:semiHidden="0" w:uiPriority="1" w:unhideWhenUsed="0" w:qFormat="1"/>
-    <w:lsdException w:name="Light Shading" w:semiHidden="0" w:uiPriority="60" w:unhideWhenUsed="0"/>
-    <w:lsdException w:name="Light List" w:semiHidden="0" w:uiPriority="61" w:unhideWhenUsed="0"/>
-    <w:lsdException w:name="Light Grid" w:semiHidden="0" w:uiPriority="62" w:unhideWhenUsed="0"/>
-    <w:lsdException w:name="Medium Shading 1" w:semiHidden="0" w:uiPriority="63" w:unhideWhenUsed="0"/>
-    <w:lsdException w:name="Medium Shading 2" w:semiHidden="0" w:uiPriority="64" w:unhideWhenUsed="0"/>
-    <w:lsdException w:name="Medium List 1" w:semiHidden="0" w:uiPriority="65" w:unhideWhenUsed="0"/>
-    <w:lsdException w:name="Medium List 2" w:semiHidden="0" w:uiPriority="66" w:unhideWhenUsed="0"/>
-    <w:lsdException w:name="Medium Grid 1" w:semiHidden="0" w:uiPriority="67" w:unhideWhenUsed="0"/>
-    <w:lsdException w:name="Medium Grid 2" w:semiHidden="0" w:uiPriority="68" w:unhideWhenUsed="0"/>
-    <w:lsdException w:name="Medium Grid 3" w:semiHidden="0" w:uiPriority="69" w:unhideWhenUsed="0"/>
-    <w:lsdException w:name="Dark List" w:semiHidden="0" w:uiPriority="70" w:unhideWhenUsed="0"/>
-    <w:lsdException w:name="Colorful Shading" w:semiHidden="0" w:uiPriority="71" w:unhideWhenUsed="0"/>
-    <w:lsdException w:name="Colorful List" w:semiHidden="0" w:uiPriority="72" w:unhideWhenUsed="0"/>
-    <w:lsdException w:name="Colorful Grid" w:semiHidden="0" w:uiPriority="73" w:unhideWhenUsed="0"/>
-    <w:lsdException w:name="Light Shading Accent 1" w:semiHidden="0" w:uiPriority="60" w:unhideWhenUsed="0"/>
-    <w:lsdException w:name="Light List Accent 1" w:semiHidden="0" w:uiPriority="61" w:unhideWhenUsed="0"/>
-    <w:lsdException w:name="Light Grid Accent 1" w:semiHidden="0" w:uiPriority="62" w:unhideWhenUsed="0"/>
-    <w:lsdException w:name="Medium Shading 1 Accent 1" w:semiHidden="0" w:uiPriority="63" w:unhideWhenUsed="0"/>
-    <w:lsdException w:name="Medium Shading 2 Accent 1" w:semiHidden="0" w:uiPriority="64" w:unhideWhenUsed="0"/>
-    <w:lsdException w:name="Medium List 1 Accent 1" w:semiHidden="0" w:uiPriority="65" w:unhideWhenUsed="0"/>
-    <w:lsdException w:name="Revision" w:unhideWhenUsed="0"/>
-    <w:lsdException w:name="List Paragraph" w:semiHidden="0" w:uiPriority="34" w:unhideWhenUsed="0" w:qFormat="1"/>
-    <w:lsdException w:name="Quote" w:semiHidden="0" w:uiPriority="29" w:unhideWhenUsed="0" w:qFormat="1"/>
-    <w:lsdException w:name="Intense Quote" w:semiHidden="0" w:uiPriority="30" w:unhideWhenUsed="0" w:qFormat="1"/>
-    <w:lsdException w:name="Medium List 2 Accent 1" w:semiHidden="0" w:uiPriority="66" w:unhideWhenUsed="0"/>
-    <w:lsdException w:name="Medium Grid 1 Accent 1" w:semiHidden="0" w:uiPriority="67" w:unhideWhenUsed="0"/>
-    <w:lsdException w:name="Medium Grid 2 Accent 1" w:semiHidden="0" w:uiPriority="68" w:unhideWhenUsed="0"/>
-    <w:lsdException w:name="Medium Grid 3 Accent 1" w:semiHidden="0" w:uiPriority="69" w:unhideWhenUsed="0"/>
-    <w:lsdException w:name="Dark List Accent 1" w:semiHidden="0" w:uiPriority="70" w:unhideWhenUsed="0"/>
-    <w:lsdException w:name="Colorful Shading Accent 1" w:semiHidden="0" w:uiPriority="71" w:unhideWhenUsed="0"/>
-    <w:lsdException w:name="Colorful List Accent 1" w:semiHidden="0" w:uiPriority="72" w:unhideWhenUsed="0"/>
-    <w:lsdException w:name="Colorful Grid Accent 1" w:semiHidden="0" w:uiPriority="73" w:unhideWhenUsed="0"/>
-    <w:lsdException w:name="Light Shading Accent 2" w:semiHidden="0" w:uiPriority="60" w:unhideWhenUsed="0"/>
-    <w:lsdException w:name="Light List Accent 2" w:semiHidden="0" w:uiPriority="61" w:unhideWhenUsed="0"/>
-    <w:lsdException w:name="Light Grid Accent 2" w:semiHidden="0" w:uiPriority="62" w:unhideWhenUsed="0"/>
-    <w:lsdException w:name="Medium Shading 1 Accent 2" w:semiHidden="0" w:uiPriority="63" w:unhideWhenUsed="0"/>
-    <w:lsdException w:name="Medium Shading 2 Accent 2" w:semiHidden="0" w:uiPriority="64" w:unhideWhenUsed="0"/>
-    <w:lsdException w:name="Medium List 1 Accent 2" w:semiHidden="0" w:uiPriority="65" w:unhideWhenUsed="0"/>
-    <w:lsdException w:name="Medium List 2 Accent 2" w:semiHidden="0" w:uiPriority="66" w:unhideWhenUsed="0"/>
-    <w:lsdException w:name="Medium Grid 1 Accent 2" w:semiHidden="0" w:uiPriority="67" w:unhideWhenUsed="0"/>
-    <w:lsdException w:name="Medium Grid 2 Accent 2" w:semiHidden="0" w:uiPriority="68" w:unhideWhenUsed="0"/>
-    <w:lsdException w:name="Medium Grid 3 Accent 2" w:semiHidden="0" w:uiPriority="69" w:unhideWhenUsed="0"/>
-    <w:lsdException w:name="Dark List Accent 2" w:semiHidden="0" w:uiPriority="70" w:unhideWhenUsed="0"/>
-    <w:lsdException w:name="Colorful Shading Accent 2" w:semiHidden="0" w:uiPriority="71" w:unhideWhenUsed="0"/>
-    <w:lsdException w:name="Colorful List Accent 2" w:semiHidden="0" w:uiPriority="72" w:unhideWhenUsed="0"/>
-    <w:lsdException w:name="Colorful Grid Accent 2" w:semiHidden="0" w:uiPriority="73" w:unhideWhenUsed="0"/>
-    <w:lsdException w:name="Light Shading Accent 3" w:semiHidden="0" w:uiPriority="60" w:unhideWhenUsed="0"/>
-    <w:lsdException w:name="Light List Accent 3" w:semiHidden="0" w:uiPriority="61" w:unhideWhenUsed="0"/>
-    <w:lsdException w:name="Light Grid Accent 3" w:semiHidden="0" w:uiPriority="62" w:unhideWhenUsed="0"/>
-    <w:lsdException w:name="Medium Shading 1 Accent 3" w:semiHidden="0" w:uiPriority="63" w:unhideWhenUsed="0"/>
-    <w:lsdException w:name="Medium Shading 2 Accent 3" w:semiHidden="0" w:uiPriority="64" w:unhideWhenUsed="0"/>
-    <w:lsdException w:name="Medium List 1 Accent 3" w:semiHidden="0" w:uiPriority="65" w:unhideWhenUsed="0"/>
-    <w:lsdException w:name="Medium List 2 Accent 3" w:semiHidden="0" w:uiPriority="66" w:unhideWhenUsed="0"/>
-    <w:lsdException w:name="Medium Grid 1 Accent 3" w:semiHidden="0" w:uiPriority="67" w:unhideWhenUsed="0"/>
-    <w:lsdException w:name="Medium Grid 2 Accent 3" w:semiHidden="0" w:uiPriority="68" w:unhideWhenUsed="0"/>
-    <w:lsdException w:name="Medium Grid 3 Accent 3" w:semiHidden="0" w:uiPriority="69" w:unhideWhenUsed="0"/>
-    <w:lsdException w:name="Dark List Accent 3" w:semiHidden="0" w:uiPriority="70" w:unhideWhenUsed="0"/>
-    <w:lsdException w:name="Colorful Shading Accent 3" w:semiHidden="0" w:uiPriority="71" w:unhideWhenUsed="0"/>
-    <w:lsdException w:name="Colorful List Accent 3" w:semiHidden="0" w:uiPriority="72" w:unhideWhenUsed="0"/>
-    <w:lsdException w:name="Colorful Grid Accent 3" w:semiHidden="0" w:uiPriority="73" w:unhideWhenUsed="0"/>
-    <w:lsdException w:name="Light Shading Accent 4" w:semiHidden="0" w:uiPriority="60" w:unhideWhenUsed="0"/>
-    <w:lsdException w:name="Light List Accent 4" w:semiHidden="0" w:uiPriority="61" w:unhideWhenUsed="0"/>
-    <w:lsdException w:name="Light Grid Accent 4" w:semiHidden="0" w:uiPriority="62" w:unhideWhenUsed="0"/>
-    <w:lsdException w:name="Medium Shading 1 Accent 4" w:semiHidden="0" w:uiPriority="63" w:unhideWhenUsed="0"/>
-    <w:lsdException w:name="Medium Shading 2 Accent 4" w:semiHidden="0" w:uiPriority="64" w:unhideWhenUsed="0"/>
-    <w:lsdException w:name="Medium List 1 Accent 4" w:semiHidden="0" w:uiPriority="65" w:unhideWhenUsed="0"/>
-    <w:lsdException w:name="Medium List 2 Accent 4" w:semiHidden="0" w:uiPriority="66" w:unhideWhenUsed="0"/>
-    <w:lsdException w:name="Medium Grid 1 Accent 4" w:semiHidden="0" w:uiPriority="67" w:unhideWhenUsed="0"/>
-    <w:lsdException w:name="Medium Grid 2 Accent 4" w:semiHidden="0" w:uiPriority="68" w:unhideWhenUsed="0"/>
-    <w:lsdException w:name="Medium Grid 3 Accent 4" w:semiHidden="0" w:uiPriority="69" w:unhideWhenUsed="0"/>
-    <w:lsdException w:name="Dark List Accent 4" w:semiHidden="0" w:uiPriority="70" w:unhideWhenUsed="0"/>
-    <w:lsdException w:name="Colorful Shading Accent 4" w:semiHidden="0" w:uiPriority="71" w:unhideWhenUsed="0"/>
-    <w:lsdException w:name="Colorful List Accent 4" w:semiHidden="0" w:uiPriority="72" w:unhideWhenUsed="0"/>
-    <w:lsdException w:name="Colorful Grid Accent 4" w:semiHidden="0" w:uiPriority="73" w:unhideWhenUsed="0"/>
-    <w:lsdException w:name="Light Shading Accent 5" w:semiHidden="0" w:uiPriority="60" w:unhideWhenUsed="0"/>
-    <w:lsdException w:name="Light List Accent 5" w:semiHidden="0" w:uiPriority="61" w:unhideWhenUsed="0"/>
-    <w:lsdException w:name="Light Grid Accent 5" w:semiHidden="0" w:uiPriority="62" w:unhideWhenUsed="0"/>
-    <w:lsdException w:name="Medium Shading 1 Accent 5" w:semiHidden="0" w:uiPriority="63" w:unhideWhenUsed="0"/>
-    <w:lsdException w:name="Medium Shading 2 Accent 5" w:semiHidden="0" w:uiPriority="64" w:unhideWhenUsed="0"/>
-    <w:lsdException w:name="Medium List 1 Accent 5" w:semiHidden="0" w:uiPriority="65" w:unhideWhenUsed="0"/>
-    <w:lsdException w:name="Medium List 2 Accent 5" w:semiHidden="0" w:uiPriority="66" w:unhideWhenUsed="0"/>
-    <w:lsdException w:name="Medium Grid 1 Accent 5" w:semiHidden="0" w:uiPriority="67" w:unhideWhenUsed="0"/>
-    <w:lsdException w:name="Medium Grid 2 Accent 5" w:semiHidden="0" w:uiPriority="68" w:unhideWhenUsed="0"/>
-    <w:lsdException w:name="Medium Grid 3 Accent 5" w:semiHidden="0" w:uiPriority="69" w:unhideWhenUsed="0"/>
-    <w:lsdException w:name="Dark List Accent 5" w:semiHidden="0" w:uiPriority="70" w:unhideWhenUsed="0"/>
-    <w:lsdException w:name="Colorful Shading Accent 5" w:semiHidden="0" w:uiPriority="71" w:unhideWhenUsed="0"/>
-    <w:lsdException w:name="Colorful List Accent 5" w:semiHidden="0" w:uiPriority="72" w:unhideWhenUsed="0"/>
-    <w:lsdException w:name="Colorful Grid Accent 5" w:semiHidden="0" w:uiPriority="73" w:unhideWhenUsed="0"/>
-    <w:lsdException w:name="Light Shading Accent 6" w:semiHidden="0" w:uiPriority="60" w:unhideWhenUsed="0"/>
-    <w:lsdException w:name="Light List Accent 6" w:semiHidden="0" w:uiPriority="61" w:unhideWhenUsed="0"/>
-    <w:lsdException w:name="Light Grid Accent 6" w:semiHidden="0" w:uiPriority="62" w:unhideWhenUsed="0"/>
-    <w:lsdException w:name="Medium Shading 1 Accent 6" w:semiHidden="0" w:uiPriority="63" w:unhideWhenUsed="0"/>
-    <w:lsdException w:name="Medium Shading 2 Accent 6" w:semiHidden="0" w:uiPriority="64" w:unhideWhenUsed="0"/>
-    <w:lsdException w:name="Medium List 1 Accent 6" w:semiHidden="0" w:uiPriority="65" w:unhideWhenUsed="0"/>
-    <w:lsdException w:name="Medium List 2 Accent 6" w:semiHidden="0" w:uiPriority="66" w:unhideWhenUsed="0"/>
-    <w:lsdException w:name="Medium Grid 1 Accent 6" w:semiHidden="0" w:uiPriority="67" w:unhideWhenUsed="0"/>
-    <w:lsdException w:name="Medium Grid 2 Accent 6" w:semiHidden="0" w:uiPriority="68" w:unhideWhenUsed="0"/>
-    <w:lsdException w:name="Medium Grid 3 Accent 6" w:semiHidden="0" w:uiPriority="69" w:unhideWhenUsed="0"/>
-    <w:lsdException w:name="Dark List Accent 6" w:semiHidden="0" w:uiPriority="70" w:unhideWhenUsed="0"/>
-    <w:lsdException w:name="Colorful Shading Accent 6" w:semiHidden="0" w:uiPriority="71" w:unhideWhenUsed="0"/>
-    <w:lsdException w:name="Colorful List Accent 6" w:semiHidden="0" w:uiPriority="72" w:unhideWhenUsed="0"/>
-    <w:lsdException w:name="Colorful Grid Accent 6" w:semiHidden="0" w:uiPriority="73" w:unhideWhenUsed="0"/>
-    <w:lsdException w:name="Subtle Emphasis" w:semiHidden="0" w:uiPriority="19" w:unhideWhenUsed="0" w:qFormat="1"/>
-    <w:lsdException w:name="Intense Emphasis" w:semiHidden="0" w:uiPriority="21" w:unhideWhenUsed="0" w:qFormat="1"/>
-    <w:lsdException w:name="Subtle Reference" w:semiHidden="0" w:uiPriority="31" w:unhideWhenUsed="0" w:qFormat="1"/>
-    <w:lsdException w:name="Intense Reference" w:semiHidden="0" w:uiPriority="32" w:unhideWhenUsed="0" w:qFormat="1"/>
-    <w:lsdException w:name="Book Title" w:semiHidden="0" w:uiPriority="33" w:unhideWhenUsed="0" w:qFormat="1"/>
-    <w:lsdException w:name="Bibliography" w:uiPriority="37"/>
-    <w:lsdException w:name="TOC Heading" w:uiPriority="39" w:qFormat="1"/>
-  </w:latentStyles>
-  <w:style w:type="paragraph" w:default="1" w:styleId="a">
-    <w:name w:val="Normal"/>
-    <w:qFormat/>
-  </w:style>
-  <w:style w:type="character" w:default="1" w:styleId="a0">
-    <w:name w:val="Default Paragraph Font"/>
-    <w:uiPriority w:val="1"/>
-    <w:semiHidden/>
-    <w:unhideWhenUsed/>
-  </w:style>
-  <w:style w:type="table" w:default="1" w:styleId="a1">
-    <w:name w:val="Normal Table"/>
-    <w:uiPriority w:val="99"/>
-    <w:semiHidden/>
-    <w:unhideWhenUsed/>
-    <w:tblPr>
-      <w:tblInd w:w="0" w:type="dxa"/>
-      <w:tblCellMar>
-        <w:top w:w="0" w:type="dxa"/>
-        <w:left w:w="108" w:type="dxa"/>
-        <w:bottom w:w="0" w:type="dxa"/>
-        <w:right w:w="108" w:type="dxa"/>
-      </w:tblCellMar>
-    </w:tblPr>
-  </w:style>
-  <w:style w:type="numbering" w:default="1" w:styleId="a2">
-    <w:name w:val="No List"/>
-    <w:uiPriority w:val="99"/>
-    <w:semiHidden/>
-    <w:unhideWhenUsed/>
-  </w:style>
-  <w:style w:type="paragraph" w:styleId="a3">
-    <w:name w:val="header"/>
-    <w:basedOn w:val="a"/>
-    <w:link w:val="a4"/>
-    <w:uiPriority w:val="99"/>
-    <w:unhideWhenUsed/>
-    <w:rsid w:val="00A017E0"/>
-    <w:pPr>
-      <w:tabs>
-        <w:tab w:val="center" w:pos="4677"/>
-        <w:tab w:val="right" w:pos="9355"/>
-      </w:tabs>
-      <w:spacing w:after="0" w:line="240" w:lineRule="auto"/>
-    </w:pPr>
-  </w:style>
-  <w:style w:type="character" w:customStyle="1" w:styleId="a4">
-    <w:name w:val="Верхний колонтитул Знак"/>
-    <w:basedOn w:val="a0"/>
-    <w:link w:val="a3"/>
-    <w:uiPriority w:val="99"/>
-    <w:rsid w:val="00A017E0"/>
-  </w:style>
-  <w:style w:type="paragraph" w:styleId="a5">
-    <w:name w:val="footer"/>
-    <w:basedOn w:val="a"/>
-    <w:link w:val="a6"/>
-    <w:uiPriority w:val="99"/>
-    <w:unhideWhenUsed/>
-    <w:rsid w:val="00A017E0"/>
-    <w:pPr>
-      <w:tabs>
-        <w:tab w:val="center" w:pos="4677"/>
-        <w:tab w:val="right" w:pos="9355"/>
-      </w:tabs>
-      <w:spacing w:after="0" w:line="240" w:lineRule="auto"/>
-    </w:pPr>
-  </w:style>
-  <w:style w:type="character" w:customStyle="1" w:styleId="a6">
-    <w:name w:val="Нижний колонтитул Знак"/>
-    <w:basedOn w:val="a0"/>
-    <w:link w:val="a5"/>
-    <w:uiPriority w:val="99"/>
-    <w:rsid w:val="00A017E0"/>
-  </w:style>
-</w:styles>
-</file>
-
-<file path=word/stylesWithEffects.xml><?xml version="1.0" encoding="utf-8"?>
-<w:styles xmlns:wpc="http://schemas.microsoft.com/office/word/2010/wordprocessingCanvas" xmlns:mc="http://schemas.openxmlformats.org/markup-compatibility/2006" xmlns:o="urn:schemas-microsoft-com:office:office" xmlns:r="http://schemas.openxmlformats.org/officeDocument/2006/relationships" xmlns:m="http://schemas.openxmlformats.org/officeDocument/2006/math" xmlns:v="urn:schemas-microsoft-com:vml" xmlns:wp14="http://schemas.microsoft.com/office/word/2010/wordprocessingDrawing" xmlns:wp="http://schemas.openxmlformats.org/drawingml/2006/wordprocessingDrawing" xmlns:w10="urn:schemas-microsoft-com:office:word" xmlns:w="http://schemas.openxmlformats.org/wordprocessingml/2006/main" xmlns:w14="http://schemas.microsoft.com/office/word/2010/wordml" xmlns:wpg="http://schemas.microsoft.com/office/word/2010/wordprocessingGroup" xmlns:wpi="http://schemas.microsoft.com/office/word/2010/wordprocessingInk" xmlns:wne="http://schemas.microsoft.com/office/word/2006/wordml" xmlns:wps="http://schemas.microsoft.com/office/word/2010/wordprocessingShape" mc:Ignorable="w14 wp14">
-  <w:docDefaults>
-    <w:rPrDefault>
-      <w:rPr>
-        <w:rFonts w:asciiTheme="minorHAnsi" w:eastAsiaTheme="minorHAnsi" w:hAnsiTheme="minorHAnsi" w:cstheme="minorBidi"/>
-        <w:sz w:val="22"/>
-        <w:szCs w:val="22"/>
-        <w:lang w:val="ru-RU" w:eastAsia="en-US" w:bidi="ar-SA"/>
-      </w:rPr>
-    </w:rPrDefault>
-    <w:pPrDefault>
-      <w:pPr>
-        <w:spacing w:after="200" w:line="276" w:lineRule="auto"/>
-      </w:pPr>
-    </w:pPrDefault>
-  </w:docDefaults>
-  <w:latentStyles w:defLockedState="0" w:defUIPriority="99" w:defSemiHidden="1" w:defUnhideWhenUsed="1" w:defQFormat="0" w:count="267">
-    <w:lsdException w:name="Normal" w:semiHidden="0" w:uiPriority="0" w:unhideWhenUsed="0" w:qFormat="1"/>
-    <w:lsdException w:name="heading 1" w:semiHidden="0" w:uiPriority="9" w:unhideWhenUsed="0" w:qFormat="1"/>
-    <w:lsdException w:name="heading 2" w:uiPriority="9" w:qFormat="1"/>
-    <w:lsdException w:name="heading 3" w:uiPriority="9" w:qFormat="1"/>
-    <w:lsdException w:name="heading 4" w:uiPriority="9" w:qFormat="1"/>
-    <w:lsdException w:name="heading 5" w:uiPriority="9" w:qFormat="1"/>
-    <w:lsdException w:name="heading 6" w:uiPriority="9" w:qFormat="1"/>
-    <w:lsdException w:name="heading 7" w:uiPriority="9" w:qFormat="1"/>
-    <w:lsdException w:name="heading 8" w:uiPriority="9" w:qFormat="1"/>
-    <w:lsdException w:name="heading 9" w:uiPriority="9" w:qFormat="1"/>
-    <w:lsdException w:name="toc 1" w:uiPriority="39"/>
-    <w:lsdException w:name="toc 2" w:uiPriority="39"/>
-    <w:lsdException w:name="toc 3" w:uiPriority="39"/>
-    <w:lsdException w:name="toc 4" w:uiPriority="39"/>
-    <w:lsdException w:name="toc 5" w:uiPriority="39"/>
-    <w:lsdException w:name="toc 6" w:uiPriority="39"/>
-    <w:lsdException w:name="toc 7" w:uiPriority="39"/>
-    <w:lsdException w:name="toc 8" w:uiPriority="39"/>
-    <w:lsdException w:name="toc 9" w:uiPriority="39"/>
-    <w:lsdException w:name="caption" w:uiPriority="35" w:qFormat="1"/>
-    <w:lsdException w:name="Title" w:semiHidden="0" w:uiPriority="10" w:unhideWhenUsed="0" w:qFormat="1"/>
-    <w:lsdException w:name="Default Paragraph Font" w:uiPriority="1"/>
-    <w:lsdException w:name="Subtitle" w:semiHidden="0" w:uiPriority="11" w:unhideWhenUsed="0" w:qFormat="1"/>
-    <w:lsdException w:name="Strong" w:semiHidden="0" w:uiPriority="22" w:unhideWhenUsed="0" w:qFormat="1"/>
-    <w:lsdException w:name="Emphasis" w:semiHidden="0" w:uiPriority="20" w:unhideWhenUsed="0" w:qFormat="1"/>
-    <w:lsdException w:name="Table Grid" w:semiHidden="0" w:uiPriority="59" w:unhideWhenUsed="0"/>
-    <w:lsdException w:name="Placeholder Text" w:unhideWhenUsed="0"/>
-    <w:lsdException w:name="No Spacing" w:semiHidden="0" w:uiPriority="1" w:unhideWhenUsed="0" w:qFormat="1"/>
-    <w:lsdException w:name="Light Shading" w:semiHidden="0" w:uiPriority="60" w:unhideWhenUsed="0"/>
-    <w:lsdException w:name="Light List" w:semiHidden="0" w:uiPriority="61" w:unhideWhenUsed="0"/>
-    <w:lsdException w:name="Light Grid" w:semiHidden="0" w:uiPriority="62" w:unhideWhenUsed="0"/>
-    <w:lsdException w:name="Medium Shading 1" w:semiHidden="0" w:uiPriority="63" w:unhideWhenUsed="0"/>
-    <w:lsdException w:name="Medium Shading 2" w:semiHidden="0" w:uiPriority="64" w:unhideWhenUsed="0"/>
-    <w:lsdException w:name="Medium List 1" w:semiHidden="0" w:uiPriority="65" w:unhideWhenUsed="0"/>
-    <w:lsdException w:name="Medium List 2" w:semiHidden="0" w:uiPriority="66" w:unhideWhenUsed="0"/>
-    <w:lsdException w:name="Medium Grid 1" w:semiHidden="0" w:uiPriority="67" w:unhideWhenUsed="0"/>
-    <w:lsdException w:name="Medium Grid 2" w:semiHidden="0" w:uiPriority="68" w:unhideWhenUsed="0"/>
-    <w:lsdException w:name="Medium Grid 3" w:semiHidden="0" w:uiPriority="69" w:unhideWhenUsed="0"/>
-    <w:lsdException w:name="Dark List" w:semiHidden="0" w:uiPriority="70" w:unhideWhenUsed="0"/>
-    <w:lsdException w:name="Colorful Shading" w:semiHidden="0" w:uiPriority="71" w:unhideWhenUsed="0"/>
-    <w:lsdException w:name="Colorful List" w:semiHidden="0" w:uiPriority="72" w:unhideWhenUsed="0"/>
-    <w:lsdException w:name="Colorful Grid" w:semiHidden="0" w:uiPriority="73" w:unhideWhenUsed="0"/>
-    <w:lsdException w:name="Light Shading Accent 1" w:semiHidden="0" w:uiPriority="60" w:unhideWhenUsed="0"/>
-    <w:lsdException w:name="Light List Accent 1" w:semiHidden="0" w:uiPriority="61" w:unhideWhenUsed="0"/>
-    <w:lsdException w:name="Light Grid Accent 1" w:semiHidden="0" w:uiPriority="62" w:unhideWhenUsed="0"/>
-    <w:lsdException w:name="Medium Shading 1 Accent 1" w:semiHidden="0" w:uiPriority="63" w:unhideWhenUsed="0"/>
-    <w:lsdException w:name="Medium Shading 2 Accent 1" w:semiHidden="0" w:uiPriority="64" w:unhideWhenUsed="0"/>
-    <w:lsdException w:name="Medium List 1 Accent 1" w:semiHidden="0" w:uiPriority="65" w:unhideWhenUsed="0"/>
-    <w:lsdException w:name="Revision" w:unhideWhenUsed="0"/>
-    <w:lsdException w:name="List Paragraph" w:semiHidden="0" w:uiPriority="34" w:unhideWhenUsed="0" w:qFormat="1"/>
-    <w:lsdException w:name="Quote" w:semiHidden="0" w:uiPriority="29" w:unhideWhenUsed="0" w:qFormat="1"/>
-    <w:lsdException w:name="Intense Quote" w:semiHidden="0" w:uiPriority="30" w:unhideWhenUsed="0" w:qFormat="1"/>
-    <w:lsdException w:name="Medium List 2 Accent 1" w:semiHidden="0" w:uiPriority="66" w:unhideWhenUsed="0"/>
-    <w:lsdException w:name="Medium Grid 1 Accent 1" w:semiHidden="0" w:uiPriority="67" w:unhideWhenUsed="0"/>
-    <w:lsdException w:name="Medium Grid 2 Accent 1" w:semiHidden="0" w:uiPriority="68" w:unhideWhenUsed="0"/>
-    <w:lsdException w:name="Medium Grid 3 Accent 1" w:semiHidden="0" w:uiPriority="69" w:unhideWhenUsed="0"/>
-    <w:lsdException w:name="Dark List Accent 1" w:semiHidden="0" w:uiPriority="70" w:unhideWhenUsed="0"/>
-    <w:lsdException w:name="Colorful Shading Accent 1" w:semiHidden="0" w:uiPriority="71" w:unhideWhenUsed="0"/>
-    <w:lsdException w:name="Colorful List Accent 1" w:semiHidden="0" w:uiPriority="72" w:unhideWhenUsed="0"/>
-    <w:lsdException w:name="Colorful Grid Accent 1" w:semiHidden="0" w:uiPriority="73" w:unhideWhenUsed="0"/>
-    <w:lsdException w:name="Light Shading Accent 2" w:semiHidden="0" w:uiPriority="60" w:unhideWhenUsed="0"/>
-    <w:lsdException w:name="Light List Accent 2" w:semiHidden="0" w:uiPriority="61" w:unhideWhenUsed="0"/>
-    <w:lsdException w:name="Light Grid Accent 2" w:semiHidden="0" w:uiPriority="62" w:unhideWhenUsed="0"/>
-    <w:lsdException w:name="Medium Shading 1 Accent 2" w:semiHidden="0" w:uiPriority="63" w:unhideWhenUsed="0"/>
-    <w:lsdException w:name="Medium Shading 2 Accent 2" w:semiHidden="0" w:uiPriority="64" w:unhideWhenUsed="0"/>
-    <w:lsdException w:name="Medium List 1 Accent 2" w:semiHidden="0" w:uiPriority="65" w:unhideWhenUsed="0"/>
-    <w:lsdException w:name="Medium List 2 Accent 2" w:semiHidden="0" w:uiPriority="66" w:unhideWhenUsed="0"/>
-    <w:lsdException w:name="Medium Grid 1 Accent 2" w:semiHidden="0" w:uiPriority="67" w:unhideWhenUsed="0"/>
-    <w:lsdException w:name="Medium Grid 2 Accent 2" w:semiHidden="0" w:uiPriority="68" w:unhideWhenUsed="0"/>
-    <w:lsdException w:name="Medium Grid 3 Accent 2" w:semiHidden="0" w:uiPriority="69" w:unhideWhenUsed="0"/>
-    <w:lsdException w:name="Dark List Accent 2" w:semiHidden="0" w:uiPriority="70" w:unhideWhenUsed="0"/>
-    <w:lsdException w:name="Colorful Shading Accent 2" w:semiHidden="0" w:uiPriority="71" w:unhideWhenUsed="0"/>
-    <w:lsdException w:name="Colorful List Accent 2" w:semiHidden="0" w:uiPriority="72" w:unhideWhenUsed="0"/>
-    <w:lsdException w:name="Colorful Grid Accent 2" w:semiHidden="0" w:uiPriority="73" w:unhideWhenUsed="0"/>
-    <w:lsdException w:name="Light Shading Accent 3" w:semiHidden="0" w:uiPriority="60" w:unhideWhenUsed="0"/>
-    <w:lsdException w:name="Light List Accent 3" w:semiHidden="0" w:uiPriority="61" w:unhideWhenUsed="0"/>
-    <w:lsdException w:name="Light Grid Accent 3" w:semiHidden="0" w:uiPriority="62" w:unhideWhenUsed="0"/>
-    <w:lsdException w:name="Medium Shading 1 Accent 3" w:semiHidden="0" w:uiPriority="63" w:unhideWhenUsed="0"/>
-    <w:lsdException w:name="Medium Shading 2 Accent 3" w:semiHidden="0" w:uiPriority="64" w:unhideWhenUsed="0"/>
-    <w:lsdException w:name="Medium List 1 Accent 3" w:semiHidden="0" w:uiPriority="65" w:unhideWhenUsed="0"/>
-    <w:lsdException w:name="Medium List 2 Accent 3" w:semiHidden="0" w:uiPriority="66" w:unhideWhenUsed="0"/>
-    <w:lsdException w:name="Medium Grid 1 Accent 3" w:semiHidden="0" w:uiPriority="67" w:unhideWhenUsed="0"/>
-    <w:lsdException w:name="Medium Grid 2 Accent 3" w:semiHidden="0" w:uiPriority="68" w:unhideWhenUsed="0"/>
-    <w:lsdException w:name="Medium Grid 3 Accent 3" w:semiHidden="0" w:uiPriority="69" w:unhideWhenUsed="0"/>
-    <w:lsdException w:name="Dark List Accent 3" w:semiHidden="0" w:uiPriority="70" w:unhideWhenUsed="0"/>
-    <w:lsdException w:name="Colorful Shading Accent 3" w:semiHidden="0" w:uiPriority="71" w:unhideWhenUsed="0"/>
-    <w:lsdException w:name="Colorful List Accent 3" w:semiHidden="0" w:uiPriority="72" w:unhideWhenUsed="0"/>
-    <w:lsdException w:name="Colorful Grid Accent 3" w:semiHidden="0" w:uiPriority="73" w:unhideWhenUsed="0"/>
-    <w:lsdException w:name="Light Shading Accent 4" w:semiHidden="0" w:uiPriority="60" w:unhideWhenUsed="0"/>
-    <w:lsdException w:name="Light List Accent 4" w:semiHidden="0" w:uiPriority="61" w:unhideWhenUsed="0"/>
-    <w:lsdException w:name="Light Grid Accent 4" w:semiHidden="0" w:uiPriority="62" w:unhideWhenUsed="0"/>
-    <w:lsdException w:name="Medium Shading 1 Accent 4" w:semiHidden="0" w:uiPriority="63" w:unhideWhenUsed="0"/>
-    <w:lsdException w:name="Medium Shading 2 Accent 4" w:semiHidden="0" w:uiPriority="64" w:unhideWhenUsed="0"/>
-    <w:lsdException w:name="Medium List 1 Accent 4" w:semiHidden="0" w:uiPriority="65" w:unhideWhenUsed="0"/>
-    <w:lsdException w:name="Medium List 2 Accent 4" w:semiHidden="0" w:uiPriority="66" w:unhideWhenUsed="0"/>
-    <w:lsdException w:name="Medium Grid 1 Accent 4" w:semiHidden="0" w:uiPriority="67" w:unhideWhenUsed="0"/>
-    <w:lsdException w:name="Medium Grid 2 Accent 4" w:semiHidden="0" w:uiPriority="68" w:unhideWhenUsed="0"/>
-    <w:lsdException w:name="Medium Grid 3 Accent 4" w:semiHidden="0" w:uiPriority="69" w:unhideWhenUsed="0"/>
-    <w:lsdException w:name="Dark List Accent 4" w:semiHidden="0" w:uiPriority="70" w:unhideWhenUsed="0"/>
-    <w:lsdException w:name="Colorful Shading Accent 4" w:semiHidden="0" w:uiPriority="71" w:unhideWhenUsed="0"/>
-    <w:lsdException w:name="Colorful List Accent 4" w:semiHidden="0" w:uiPriority="72" w:unhideWhenUsed="0"/>
-    <w:lsdException w:name="Colorful Grid Accent 4" w:semiHidden="0" w:uiPriority="73" w:unhideWhenUsed="0"/>
-    <w:lsdException w:name="Light Shading Accent 5" w:semiHidden="0" w:uiPriority="60" w:unhideWhenUsed="0"/>
-    <w:lsdException w:name="Light List Accent 5" w:semiHidden="0" w:uiPriority="61" w:unhideWhenUsed="0"/>
-    <w:lsdException w:name="Light Grid Accent 5" w:semiHidden="0" w:uiPriority="62" w:unhideWhenUsed="0"/>
-    <w:lsdException w:name="Medium Shading 1 Accent 5" w:semiHidden="0" w:uiPriority="63" w:unhideWhenUsed="0"/>
-    <w:lsdException w:name="Medium Shading 2 Accent 5" w:semiHidden="0" w:uiPriority="64" w:unhideWhenUsed="0"/>
-    <w:lsdException w:name="Medium List 1 Accent 5" w:semiHidden="0" w:uiPriority="65" w:unhideWhenUsed="0"/>
-    <w:lsdException w:name="Medium List 2 Accent 5" w:semiHidden="0" w:uiPriority="66" w:unhideWhenUsed="0"/>
-    <w:lsdException w:name="Medium Grid 1 Accent 5" w:semiHidden="0" w:uiPriority="67" w:unhideWhenUsed="0"/>
-    <w:lsdException w:name="Medium Grid 2 Accent 5" w:semiHidden="0" w:uiPriority="68" w:unhideWhenUsed="0"/>
-    <w:lsdException w:name="Medium Grid 3 Accent 5" w:semiHidden="0" w:uiPriority="69" w:unhideWhenUsed="0"/>
-    <w:lsdException w:name="Dark List Accent 5" w:semiHidden="0" w:uiPriority="70" w:unhideWhenUsed="0"/>
-    <w:lsdException w:name="Colorful Shading Accent 5" w:semiHidden="0" w:uiPriority="71" w:unhideWhenUsed="0"/>
-    <w:lsdException w:name="Colorful List Accent 5" w:semiHidden="0" w:uiPriority="72" w:unhideWhenUsed="0"/>
-    <w:lsdException w:name="Colorful Grid Accent 5" w:semiHidden="0" w:uiPriority="73" w:unhideWhenUsed="0"/>
-    <w:lsdException w:name="Light Shading Accent 6" w:semiHidden="0" w:uiPriority="60" w:unhideWhenUsed="0"/>
-    <w:lsdException w:name="Light List Accent 6" w:semiHidden="0" w:uiPriority="61" w:unhideWhenUsed="0"/>
-    <w:lsdException w:name="Light Grid Accent 6" w:semiHidden="0" w:uiPriority="62" w:unhideWhenUsed="0"/>
-    <w:lsdException w:name="Medium Shading 1 Accent 6" w:semiHidden="0" w:uiPriority="63" w:unhideWhenUsed="0"/>
-    <w:lsdException w:name="Medium Shading 2 Accent 6" w:semiHidden="0" w:uiPriority="64" w:unhideWhenUsed="0"/>
-    <w:lsdException w:name="Medium List 1 Accent 6" w:semiHidden="0" w:uiPriority="65" w:unhideWhenUsed="0"/>
-    <w:lsdException w:name="Medium List 2 Accent 6" w:semiHidden="0" w:uiPriority="66" w:unhideWhenUsed="0"/>
-    <w:lsdException w:name="Medium Grid 1 Accent 6" w:semiHidden="0" w:uiPriority="67" w:unhideWhenUsed="0"/>
-    <w:lsdException w:name="Medium Grid 2 Accent 6" w:semiHidden="0" w:uiPriority="68" w:unhideWhenUsed="0"/>
-    <w:lsdException w:name="Medium Grid 3 Accent 6" w:semiHidden="0" w:uiPriority="69" w:unhideWhenUsed="0"/>
-    <w:lsdException w:name="Dark List Accent 6" w:semiHidden="0" w:uiPriority="70" w:unhideWhenUsed="0"/>
-    <w:lsdException w:name="Colorful Shading Accent 6" w:semiHidden="0" w:uiPriority="71" w:unhideWhenUsed="0"/>
-    <w:lsdException w:name="Colorful List Accent 6" w:semiHidden="0" w:uiPriority="72" w:unhideWhenUsed="0"/>
-    <w:lsdException w:name="Colorful Grid Accent 6" w:semiHidden="0" w:uiPriority="73" w:unhideWhenUsed="0"/>
-    <w:lsdException w:name="Subtle Emphasis" w:semiHidden="0" w:uiPriority="19" w:unhideWhenUsed="0" w:qFormat="1"/>
-    <w:lsdException w:name="Intense Emphasis" w:semiHidden="0" w:uiPriority="21" w:unhideWhenUsed="0" w:qFormat="1"/>
-    <w:lsdException w:name="Subtle Reference" w:semiHidden="0" w:uiPriority="31" w:unhideWhenUsed="0" w:qFormat="1"/>
-    <w:lsdException w:name="Intense Reference" w:semiHidden="0" w:uiPriority="32" w:unhideWhenUsed="0" w:qFormat="1"/>
-    <w:lsdException w:name="Book Title" w:semiHidden="0" w:uiPriority="33" w:unhideWhenUsed="0" w:qFormat="1"/>
-    <w:lsdException w:name="Bibliography" w:uiPriority="37"/>
-    <w:lsdException w:name="TOC Heading" w:uiPriority="39" w:qFormat="1"/>
+  <w:latentStyles w:defLockedState="0" w:defUIPriority="99" w:defSemiHidden="0" w:defUnhideWhenUsed="0" w:defQFormat="0" w:count="376">
+    <w:lsdException w:name="Normal" w:uiPriority="0" w:qFormat="1"/>
+    <w:lsdException w:name="heading 1" w:uiPriority="9" w:qFormat="1"/>
+    <w:lsdException w:name="heading 2" w:semiHidden="1" w:uiPriority="9" w:unhideWhenUsed="1" w:qFormat="1"/>
+    <w:lsdException w:name="heading 3" w:semiHidden="1" w:uiPriority="9" w:unhideWhenUsed="1" w:qFormat="1"/>
+    <w:lsdException w:name="heading 4" w:semiHidden="1" w:uiPriority="9" w:unhideWhenUsed="1" w:qFormat="1"/>
+    <w:lsdException w:name="heading 5" w:semiHidden="1" w:uiPriority="9" w:unhideWhenUsed="1" w:qFormat="1"/>
+    <w:lsdException w:name="heading 6" w:semiHidden="1" w:uiPriority="9" w:unhideWhenUsed="1" w:qFormat="1"/>
+    <w:lsdException w:name="heading 7" w:semiHidden="1" w:uiPriority="9" w:unhideWhenUsed="1" w:qFormat="1"/>
+    <w:lsdException w:name="heading 8" w:semiHidden="1" w:uiPriority="9" w:unhideWhenUsed="1" w:qFormat="1"/>
+    <w:lsdException w:name="heading 9" w:semiHidden="1" w:uiPriority="9" w:unhideWhenUsed="1" w:qFormat="1"/>
+    <w:lsdException w:name="index 1" w:semiHidden="1" w:unhideWhenUsed="1"/>
+    <w:lsdException w:name="index 2" w:semiHidden="1" w:unhideWhenUsed="1"/>
+    <w:lsdException w:name="index 3" w:semiHidden="1" w:unhideWhenUsed="1"/>
+    <w:lsdException w:name="index 4" w:semiHidden="1" w:unhideWhenUsed="1"/>
+    <w:lsdException w:name="index 5" w:semiHidden="1" w:unhideWhenUsed="1"/>
+    <w:lsdException w:name="index 6" w:semiHidden="1" w:unhideWhenUsed="1"/>
+    <w:lsdException w:name="index 7" w:semiHidden="1" w:unhideWhenUsed="1"/>
+    <w:lsdException w:name="index 8" w:semiHidden="1" w:unhideWhenUsed="1"/>
+    <w:lsdException w:name="index 9" w:semiHidden="1" w:unhideWhenUsed="1"/>
+    <w:lsdException w:name="toc 1" w:semiHidden="1" w:uiPriority="39" w:unhideWhenUsed="1"/>
+    <w:lsdException w:name="toc 2" w:semiHidden="1" w:uiPriority="39" w:unhideWhenUsed="1"/>
+    <w:lsdException w:name="toc 3" w:semiHidden="1" w:uiPriority="39" w:unhideWhenUsed="1"/>
+    <w:lsdException w:name="toc 4" w:semiHidden="1" w:uiPriority="39" w:unhideWhenUsed="1"/>
+    <w:lsdException w:name="toc 5" w:semiHidden="1" w:uiPriority="39" w:unhideWhenUsed="1"/>
+    <w:lsdException w:name="toc 6" w:semiHidden="1" w:uiPriority="39" w:unhideWhenUsed="1"/>
+    <w:lsdException w:name="toc 7" w:semiHidden="1" w:uiPriority="39" w:unhideWhenUsed="1"/>
+    <w:lsdException w:name="toc 8" w:semiHidden="1" w:uiPriority="39" w:unhideWhenUsed="1"/>
+    <w:lsdException w:name="toc 9" w:semiHidden="1" w:uiPriority="39" w:unhideWhenUsed="1"/>
+    <w:lsdException w:name="Normal Indent" w:semiHidden="1" w:unhideWhenUsed="1"/>
+    <w:lsdException w:name="footnote text" w:semiHidden="1" w:unhideWhenUsed="1"/>
+    <w:lsdException w:name="annotation text" w:semiHidden="1" w:unhideWhenUsed="1"/>
+    <w:lsdException w:name="header" w:semiHidden="1" w:unhideWhenUsed="1"/>
+    <w:lsdException w:name="footer" w:semiHidden="1" w:unhideWhenUsed="1"/>
+    <w:lsdException w:name="index heading" w:semiHidden="1" w:unhideWhenUsed="1"/>
+    <w:lsdException w:name="caption" w:semiHidden="1" w:uiPriority="35" w:unhideWhenUsed="1" w:qFormat="1"/>
+    <w:lsdException w:name="table of figures" w:semiHidden="1" w:unhideWhenUsed="1"/>
+    <w:lsdException w:name="envelope address" w:semiHidden="1" w:unhideWhenUsed="1"/>
+    <w:lsdException w:name="envelope return" w:semiHidden="1" w:unhideWhenUsed="1"/>
+    <w:lsdException w:name="footnote reference" w:semiHidden="1" w:unhideWhenUsed="1"/>
+    <w:lsdException w:name="annotation reference" w:semiHidden="1" w:unhideWhenUsed="1"/>
+    <w:lsdException w:name="line number" w:semiHidden="1" w:unhideWhenUsed="1"/>
+    <w:lsdException w:name="page number" w:semiHidden="1" w:unhideWhenUsed="1"/>
+    <w:lsdException w:name="endnote reference" w:semiHidden="1" w:unhideWhenUsed="1"/>
+    <w:lsdException w:name="endnote text" w:semiHidden="1" w:unhideWhenUsed="1"/>
+    <w:lsdException w:name="table of authorities" w:semiHidden="1" w:unhideWhenUsed="1"/>
+    <w:lsdException w:name="macro" w:semiHidden="1" w:unhideWhenUsed="1"/>
+    <w:lsdException w:name="toa heading" w:semiHidden="1" w:unhideWhenUsed="1"/>
+    <w:lsdException w:name="List" w:semiHidden="1" w:unhideWhenUsed="1"/>
+    <w:lsdException w:name="List Bullet" w:semiHidden="1" w:unhideWhenUsed="1"/>
+    <w:lsdException w:name="List Number" w:semiHidden="1" w:unhideWhenUsed="1"/>
+    <w:lsdException w:name="List 2" w:semiHidden="1" w:unhideWhenUsed="1"/>
+    <w:lsdException w:name="List 3" w:semiHidden="1" w:unhideWhenUsed="1"/>
+    <w:lsdException w:name="List 4" w:semiHidden="1" w:unhideWhenUsed="1"/>
+    <w:lsdException w:name="List 5" w:semiHidden="1" w:unhideWhenUsed="1"/>
+    <w:lsdException w:name="List Bullet 2" w:semiHidden="1" w:unhideWhenUsed="1"/>
+    <w:lsdException w:name="List Bullet 3" w:semiHidden="1" w:unhideWhenUsed="1"/>
+    <w:lsdException w:name="List Bullet 4" w:semiHidden="1" w:unhideWhenUsed="1"/>
+    <w:lsdException w:name="List Bullet 5" w:semiHidden="1" w:unhideWhenUsed="1"/>
+    <w:lsdException w:name="List Number 2" w:semiHidden="1" w:unhideWhenUsed="1"/>
+    <w:lsdException w:name="List Number 3" w:semiHidden="1" w:unhideWhenUsed="1"/>
+    <w:lsdException w:name="List Number 4" w:semiHidden="1" w:unhideWhenUsed="1"/>
+    <w:lsdException w:name="List Number 5" w:semiHidden="1" w:unhideWhenUsed="1"/>
+    <w:lsdException w:name="Title" w:uiPriority="10" w:qFormat="1"/>
+    <w:lsdException w:name="Closing" w:semiHidden="1" w:unhideWhenUsed="1"/>
+    <w:lsdException w:name="Signature" w:semiHidden="1" w:unhideWhenUsed="1"/>
+    <w:lsdException w:name="Default Paragraph Font" w:semiHidden="1" w:uiPriority="1" w:unhideWhenUsed="1"/>
+    <w:lsdException w:name="Body Text" w:semiHidden="1" w:unhideWhenUsed="1"/>
+    <w:lsdException w:name="Body Text Indent" w:semiHidden="1" w:unhideWhenUsed="1"/>
+    <w:lsdException w:name="List Continue" w:semiHidden="1" w:unhideWhenUsed="1"/>
+    <w:lsdException w:name="List Continue 2" w:semiHidden="1" w:unhideWhenUsed="1"/>
+    <w:lsdException w:name="List Continue 3" w:semiHidden="1" w:unhideWhenUsed="1"/>
+    <w:lsdException w:name="List Continue 4" w:semiHidden="1" w:unhideWhenUsed="1"/>
+    <w:lsdException w:name="List Continue 5" w:semiHidden="1" w:unhideWhenUsed="1"/>
+    <w:lsdException w:name="Message Header" w:semiHidden="1" w:unhideWhenUsed="1"/>
+    <w:lsdException w:name="Subtitle" w:uiPriority="11" w:qFormat="1"/>
+    <w:lsdException w:name="Salutation" w:semiHidden="1" w:unhideWhenUsed="1"/>
+    <w:lsdException w:name="Date" w:semiHidden="1" w:unhideWhenUsed="1"/>
+    <w:lsdException w:name="Body Text First Indent" w:semiHidden="1" w:unhideWhenUsed="1"/>
+    <w:lsdException w:name="Body Text First Indent 2" w:semiHidden="1" w:unhideWhenUsed="1"/>
+    <w:lsdException w:name="Note Heading" w:semiHidden="1" w:unhideWhenUsed="1"/>
+    <w:lsdException w:name="Body Text 2" w:semiHidden="1" w:unhideWhenUsed="1"/>
+    <w:lsdException w:name="Body Text 3" w:semiHidden="1" w:unhideWhenUsed="1"/>
+    <w:lsdException w:name="Body Text Indent 2" w:semiHidden="1" w:unhideWhenUsed="1"/>
+    <w:lsdException w:name="Body Text Indent 3" w:semiHidden="1" w:unhideWhenUsed="1"/>
+    <w:lsdException w:name="Block Text" w:semiHidden="1" w:unhideWhenUsed="1"/>
+    <w:lsdException w:name="Hyperlink" w:semiHidden="1" w:unhideWhenUsed="1"/>
+    <w:lsdException w:name="FollowedHyperlink" w:semiHidden="1" w:unhideWhenUsed="1"/>
+    <w:lsdException w:name="Strong" w:uiPriority="22" w:qFormat="1"/>
+    <w:lsdException w:name="Emphasis" w:uiPriority="20" w:qFormat="1"/>
+    <w:lsdException w:name="Document Map" w:semiHidden="1" w:unhideWhenUsed="1"/>
+    <w:lsdException w:name="Plain Text" w:semiHidden="1" w:unhideWhenUsed="1"/>
+    <w:lsdException w:name="E-mail Signature" w:semiHidden="1" w:unhideWhenUsed="1"/>
+    <w:lsdException w:name="HTML Top of Form" w:semiHidden="1" w:unhideWhenUsed="1"/>
+    <w:lsdException w:name="HTML Bottom of Form" w:semiHidden="1" w:unhideWhenUsed="1"/>
+    <w:lsdException w:name="Normal (Web)" w:semiHidden="1" w:unhideWhenUsed="1"/>
+    <w:lsdException w:name="HTML Acronym" w:semiHidden="1" w:unhideWhenUsed="1"/>
+    <w:lsdException w:name="HTML Address" w:semiHidden="1" w:unhideWhenUsed="1"/>
+    <w:lsdException w:name="HTML Cite" w:semiHidden="1" w:unhideWhenUsed="1"/>
+    <w:lsdException w:name="HTML Code" w:semiHidden="1" w:unhideWhenUsed="1"/>
+    <w:lsdException w:name="HTML Definition" w:semiHidden="1" w:unhideWhenUsed="1"/>
+    <w:lsdException w:name="HTML Keyboard" w:semiHidden="1" w:unhideWhenUsed="1"/>
+    <w:lsdException w:name="HTML Preformatted" w:semiHidden="1" w:unhideWhenUsed="1"/>
+    <w:lsdException w:name="HTML Sample" w:semiHidden="1" w:unhideWhenUsed="1"/>
+    <w:lsdException w:name="HTML Typewriter" w:semiHidden="1" w:unhideWhenUsed="1"/>
+    <w:lsdException w:name="HTML Variable" w:semiHidden="1" w:unhideWhenUsed="1"/>
+    <w:lsdException w:name="Normal Table" w:semiHidden="1" w:unhideWhenUsed="1"/>
+    <w:lsdException w:name="annotation subject" w:semiHidden="1" w:unhideWhenUsed="1"/>
+    <w:lsdException w:name="No List" w:semiHidden="1" w:unhideWhenUsed="1"/>
+    <w:lsdException w:name="Outline List 1" w:semiHidden="1" w:unhideWhenUsed="1"/>
+    <w:lsdException w:name="Outline List 2" w:semiHidden="1" w:unhideWhenUsed="1"/>
+    <w:lsdException w:name="Outline List 3" w:semiHidden="1" w:unhideWhenUsed="1"/>
+    <w:lsdException w:name="Table Simple 1" w:semiHidden="1" w:unhideWhenUsed="1"/>
+    <w:lsdException w:name="Table Simple 2" w:semiHidden="1" w:unhideWhenUsed="1"/>
+    <w:lsdException w:name="Table Simple 3" w:semiHidden="1" w:unhideWhenUsed="1"/>
+    <w:lsdException w:name="Table Classic 1" w:semiHidden="1" w:unhideWhenUsed="1"/>
+    <w:lsdException w:name="Table Classic 2" w:semiHidden="1" w:unhideWhenUsed="1"/>
+    <w:lsdException w:name="Table Classic 3" w:semiHidden="1" w:unhideWhenUsed="1"/>
+    <w:lsdException w:name="Table Classic 4" w:semiHidden="1" w:unhideWhenUsed="1"/>
+    <w:lsdException w:name="Table Colorful 1" w:semiHidden="1" w:unhideWhenUsed="1"/>
+    <w:lsdException w:name="Table Colorful 2" w:semiHidden="1" w:unhideWhenUsed="1"/>
+    <w:lsdException w:name="Table Colorful 3" w:semiHidden="1" w:unhideWhenUsed="1"/>
+    <w:lsdException w:name="Table Columns 1" w:semiHidden="1" w:unhideWhenUsed="1"/>
+    <w:lsdException w:name="Table Columns 2" w:semiHidden="1" w:unhideWhenUsed="1"/>
+    <w:lsdException w:name="Table Columns 3" w:semiHidden="1" w:unhideWhenUsed="1"/>
+    <w:lsdException w:name="Table Columns 4" w:semiHidden="1" w:unhideWhenUsed="1"/>
+    <w:lsdException w:name="Table Columns 5" w:semiHidden="1" w:unhideWhenUsed="1"/>
+    <w:lsdException w:name="Table Grid 1" w:semiHidden="1" w:unhideWhenUsed="1"/>
+    <w:lsdException w:name="Table Grid 2" w:semiHidden="1" w:unhideWhenUsed="1"/>
+    <w:lsdException w:name="Table Grid 3" w:semiHidden="1" w:unhideWhenUsed="1"/>
+    <w:lsdException w:name="Table Grid 4" w:semiHidden="1" w:unhideWhenUsed="1"/>
+    <w:lsdException w:name="Table Grid 5" w:semiHidden="1" w:unhideWhenUsed="1"/>
+    <w:lsdException w:name="Table Grid 6" w:semiHidden="1" w:unhideWhenUsed="1"/>
+    <w:lsdException w:name="Table Grid 7" w:semiHidden="1" w:unhideWhenUsed="1"/>
+    <w:lsdException w:name="Table Grid 8" w:semiHidden="1" w:unhideWhenUsed="1"/>
+    <w:lsdException w:name="Table List 1" w:semiHidden="1" w:unhideWhenUsed="1"/>
+    <w:lsdException w:name="Table List 2" w:semiHidden="1" w:unhideWhenUsed="1"/>
+    <w:lsdException w:name="Table List 3" w:semiHidden="1" w:unhideWhenUsed="1"/>
+    <w:lsdException w:name="Table List 4" w:semiHidden="1" w:unhideWhenUsed="1"/>
+    <w:lsdException w:name="Table List 5" w:semiHidden="1" w:unhideWhenUsed="1"/>
+    <w:lsdException w:name="Table List 6" w:semiHidden="1" w:unhideWhenUsed="1"/>
+    <w:lsdException w:name="Table List 7" w:semiHidden="1" w:unhideWhenUsed="1"/>
+    <w:lsdException w:name="Table List 8" w:semiHidden="1" w:unhideWhenUsed="1"/>
+    <w:lsdException w:name="Table 3D effects 1" w:semiHidden="1" w:unhideWhenUsed="1"/>
+    <w:lsdException w:name="Table 3D effects 2" w:semiHidden="1" w:unhideWhenUsed="1"/>
+    <w:lsdException w:name="Table 3D effects 3" w:semiHidden="1" w:unhideWhenUsed="1"/>
+    <w:lsdException w:name="Table Contemporary" w:semiHidden="1" w:unhideWhenUsed="1"/>
+    <w:lsdException w:name="Table Elegant" w:semiHidden="1" w:unhideWhenUsed="1"/>
+    <w:lsdException w:name="Table Professional" w:semiHidden="1" w:unhideWhenUsed="1"/>
+    <w:lsdException w:name="Table Subtle 1" w:semiHidden="1" w:unhideWhenUsed="1"/>
+    <w:lsdException w:name="Table Subtle 2" w:semiHidden="1" w:unhideWhenUsed="1"/>
+    <w:lsdException w:name="Table Web 1" w:semiHidden="1" w:unhideWhenUsed="1"/>
+    <w:lsdException w:name="Table Web 2" w:semiHidden="1" w:unhideWhenUsed="1"/>
+    <w:lsdException w:name="Table Web 3" w:semiHidden="1" w:unhideWhenUsed="1"/>
+    <w:lsdException w:name="Balloon Text" w:semiHidden="1" w:unhideWhenUsed="1"/>
+    <w:lsdException w:name="Table Grid" w:uiPriority="59"/>
+    <w:lsdException w:name="Table Theme" w:semiHidden="1" w:unhideWhenUsed="1"/>
+    <w:lsdException w:name="Placeholder Text" w:semiHidden="1"/>
+    <w:lsdException w:name="No Spacing" w:uiPriority="1" w:qFormat="1"/>
+    <w:lsdException w:name="Light Shading" w:uiPriority="60"/>
+    <w:lsdException w:name="Light List" w:uiPriority="61"/>
+    <w:lsdException w:name="Light Grid" w:uiPriority="62"/>
+    <w:lsdException w:name="Medium Shading 1" w:uiPriority="63"/>
+    <w:lsdException w:name="Medium Shading 2" w:uiPriority="64"/>
+    <w:lsdException w:name="Medium List 1" w:uiPriority="65"/>
+    <w:lsdException w:name="Medium List 2" w:uiPriority="66"/>
+    <w:lsdException w:name="Medium Grid 1" w:uiPriority="67"/>
+    <w:lsdException w:name="Medium Grid 2" w:uiPriority="68"/>
+    <w:lsdException w:name="Medium Grid 3" w:uiPriority="69"/>
+    <w:lsdException w:name="Dark List" w:uiPriority="70"/>
+    <w:lsdException w:name="Colorful Shading" w:uiPriority="71"/>
+    <w:lsdException w:name="Colorful List" w:uiPriority="72"/>
+    <w:lsdException w:name="Colorful Grid" w:uiPriority="73"/>
+    <w:lsdException w:name="Light Shading Accent 1" w:uiPriority="60"/>
+    <w:lsdException w:name="Light List Accent 1" w:uiPriority="61"/>
+    <w:lsdException w:name="Light Grid Accent 1" w:uiPriority="62"/>
+    <w:lsdException w:name="Medium Shading 1 Accent 1" w:uiPriority="63"/>
+    <w:lsdException w:name="Medium Shading 2 Accent 1" w:uiPriority="64"/>
+    <w:lsdException w:name="Medium List 1 Accent 1" w:uiPriority="65"/>
+    <w:lsdException w:name="Revision" w:semiHidden="1"/>
+    <w:lsdException w:name="List Paragraph" w:uiPriority="34" w:qFormat="1"/>
+    <w:lsdException w:name="Quote" w:uiPriority="29" w:qFormat="1"/>
+    <w:lsdException w:name="Intense Quote" w:uiPriority="30" w:qFormat="1"/>
+    <w:lsdException w:name="Medium List 2 Accent 1" w:uiPriority="66"/>
+    <w:lsdException w:name="Medium Grid 1 Accent 1" w:uiPriority="67"/>
+    <w:lsdException w:name="Medium Grid 2 Accent 1" w:uiPriority="68"/>
+    <w:lsdException w:name="Medium Grid 3 Accent 1" w:uiPriority="69"/>
+    <w:lsdException w:name="Dark List Accent 1" w:uiPriority="70"/>
+    <w:lsdException w:name="Colorful Shading Accent 1" w:uiPriority="71"/>
+    <w:lsdException w:name="Colorful List Accent 1" w:uiPriority="72"/>
+    <w:lsdException w:name="Colorful Grid Accent 1" w:uiPriority="73"/>
+    <w:lsdException w:name="Light Shading Accent 2" w:uiPriority="60"/>
+    <w:lsdException w:name="Light List Accent 2" w:uiPriority="61"/>
+    <w:lsdException w:name="Light Grid Accent 2" w:uiPriority="62"/>
+    <w:lsdException w:name="Medium Shading 1 Accent 2" w:uiPriority="63"/>
+    <w:lsdException w:name="Medium Shading 2 Accent 2" w:uiPriority="64"/>
+    <w:lsdException w:name="Medium List 1 Accent 2" w:uiPriority="65"/>
+    <w:lsdException w:name="Medium List 2 Accent 2" w:uiPriority="66"/>
+    <w:lsdException w:name="Medium Grid 1 Accent 2" w:uiPriority="67"/>
+    <w:lsdException w:name="Medium Grid 2 Accent 2" w:uiPriority="68"/>
+    <w:lsdException w:name="Medium Grid 3 Accent 2" w:uiPriority="69"/>
+    <w:lsdException w:name="Dark List Accent 2" w:uiPriority="70"/>
+    <w:lsdException w:name="Colorful Shading Accent 2" w:uiPriority="71"/>
+    <w:lsdException w:name="Colorful List Accent 2" w:uiPriority="72"/>
+    <w:lsdException w:name="Colorful Grid Accent 2" w:uiPriority="73"/>
+    <w:lsdException w:name="Light Shading Accent 3" w:uiPriority="60"/>
+    <w:lsdException w:name="Light List Accent 3" w:uiPriority="61"/>
+    <w:lsdException w:name="Light Grid Accent 3" w:uiPriority="62"/>
+    <w:lsdException w:name="Medium Shading 1 Accent 3" w:uiPriority="63"/>
+    <w:lsdException w:name="Medium Shading 2 Accent 3" w:uiPriority="64"/>
+    <w:lsdException w:name="Medium List 1 Accent 3" w:uiPriority="65"/>
+    <w:lsdException w:name="Medium List 2 Accent 3" w:uiPriority="66"/>
+    <w:lsdException w:name="Medium Grid 1 Accent 3" w:uiPriority="67"/>
+    <w:lsdException w:name="Medium Grid 2 Accent 3" w:uiPriority="68"/>
+    <w:lsdException w:name="Medium Grid 3 Accent 3" w:uiPriority="69"/>
+    <w:lsdException w:name="Dark List Accent 3" w:uiPriority="70"/>
+    <w:lsdException w:name="Colorful Shading Accent 3" w:uiPriority="71"/>
+    <w:lsdException w:name="Colorful List Accent 3" w:uiPriority="72"/>
+    <w:lsdException w:name="Colorful Grid Accent 3" w:uiPriority="73"/>
+    <w:lsdException w:name="Light Shading Accent 4" w:uiPriority="60"/>
+    <w:lsdException w:name="Light List Accent 4" w:uiPriority="61"/>
+    <w:lsdException w:name="Light Grid Accent 4" w:uiPriority="62"/>
+    <w:lsdException w:name="Medium Shading 1 Accent 4" w:uiPriority="63"/>
+    <w:lsdException w:name="Medium Shading 2 Accent 4" w:uiPriority="64"/>
+    <w:lsdException w:name="Medium List 1 Accent 4" w:uiPriority="65"/>
+    <w:lsdException w:name="Medium List 2 Accent 4" w:uiPriority="66"/>
+    <w:lsdException w:name="Medium Grid 1 Accent 4" w:uiPriority="67"/>
+    <w:lsdException w:name="Medium Grid 2 Accent 4" w:uiPriority="68"/>
+    <w:lsdException w:name="Medium Grid 3 Accent 4" w:uiPriority="69"/>
+    <w:lsdException w:name="Dark List Accent 4" w:uiPriority="70"/>
+    <w:lsdException w:name="Colorful Shading Accent 4" w:uiPriority="71"/>
+    <w:lsdException w:name="Colorful List Accent 4" w:uiPriority="72"/>
+    <w:lsdException w:name="Colorful Grid Accent 4" w:uiPriority="73"/>
+    <w:lsdException w:name="Light Shading Accent 5" w:uiPriority="60"/>
+    <w:lsdException w:name="Light List Accent 5" w:uiPriority="61"/>
+    <w:lsdException w:name="Light Grid Accent 5" w:uiPriority="62"/>
+    <w:lsdException w:name="Medium Shading 1 Accent 5" w:uiPriority="63"/>
+    <w:lsdException w:name="Medium Shading 2 Accent 5" w:uiPriority="64"/>
+    <w:lsdException w:name="Medium List 1 Accent 5" w:uiPriority="65"/>
+    <w:lsdException w:name="Medium List 2 Accent 5" w:uiPriority="66"/>
+    <w:lsdException w:name="Medium Grid 1 Accent 5" w:uiPriority="67"/>
+    <w:lsdException w:name="Medium Grid 2 Accent 5" w:uiPriority="68"/>
+    <w:lsdException w:name="Medium Grid 3 Accent 5" w:uiPriority="69"/>
+    <w:lsdException w:name="Dark List Accent 5" w:uiPriority="70"/>
+    <w:lsdException w:name="Colorful Shading Accent 5" w:uiPriority="71"/>
+    <w:lsdException w:name="Colorful List Accent 5" w:uiPriority="72"/>
+    <w:lsdException w:name="Colorful Grid Accent 5" w:uiPriority="73"/>
+    <w:lsdException w:name="Light Shading Accent 6" w:uiPriority="60"/>
+    <w:lsdException w:name="Light List Accent 6" w:uiPriority="61"/>
+    <w:lsdException w:name="Light Grid Accent 6" w:uiPriority="62"/>
+    <w:lsdException w:name="Medium Shading 1 Accent 6" w:uiPriority="63"/>
+    <w:lsdException w:name="Medium Shading 2 Accent 6" w:uiPriority="64"/>
+    <w:lsdException w:name="Medium List 1 Accent 6" w:uiPriority="65"/>
+    <w:lsdException w:name="Medium List 2 Accent 6" w:uiPriority="66"/>
+    <w:lsdException w:name="Medium Grid 1 Accent 6" w:uiPriority="67"/>
+    <w:lsdException w:name="Medium Grid 2 Accent 6" w:uiPriority="68"/>
+    <w:lsdException w:name="Medium Grid 3 Accent 6" w:uiPriority="69"/>
+    <w:lsdException w:name="Dark List Accent 6" w:uiPriority="70"/>
+    <w:lsdException w:name="Colorful Shading Accent 6" w:uiPriority="71"/>
+    <w:lsdException w:name="Colorful List Accent 6" w:uiPriority="72"/>
+    <w:lsdException w:name="Colorful Grid Accent 6" w:uiPriority="73"/>
+    <w:lsdException w:name="Subtle Emphasis" w:uiPriority="19" w:qFormat="1"/>
+    <w:lsdException w:name="Intense Emphasis" w:uiPriority="21" w:qFormat="1"/>
+    <w:lsdException w:name="Subtle Reference" w:uiPriority="31" w:qFormat="1"/>
+    <w:lsdException w:name="Intense Reference" w:uiPriority="32" w:qFormat="1"/>
+    <w:lsdException w:name="Book Title" w:uiPriority="33" w:qFormat="1"/>
+    <w:lsdException w:name="Bibliography" w:semiHidden="1" w:uiPriority="37" w:unhideWhenUsed="1"/>
+    <w:lsdException w:name="TOC Heading" w:semiHidden="1" w:uiPriority="39" w:unhideWhenUsed="1" w:qFormat="1"/>
+    <w:lsdException w:name="Plain Table 1" w:uiPriority="41"/>
+    <w:lsdException w:name="Plain Table 2" w:uiPriority="42"/>
+    <w:lsdException w:name="Plain Table 3" w:uiPriority="43"/>
+    <w:lsdException w:name="Plain Table 4" w:uiPriority="44"/>
+    <w:lsdException w:name="Plain Table 5" w:uiPriority="45"/>
+    <w:lsdException w:name="Grid Table Light" w:uiPriority="40"/>
+    <w:lsdException w:name="Grid Table 1 Light" w:uiPriority="46"/>
+    <w:lsdException w:name="Grid Table 2" w:uiPriority="47"/>
+    <w:lsdException w:name="Grid Table 3" w:uiPriority="48"/>
+    <w:lsdException w:name="Grid Table 4" w:uiPriority="49"/>
+    <w:lsdException w:name="Grid Table 5 Dark" w:uiPriority="50"/>
+    <w:lsdException w:name="Grid Table 6 Colorful" w:uiPriority="51"/>
+    <w:lsdException w:name="Grid Table 7 Colorful" w:uiPriority="52"/>
+    <w:lsdException w:name="Grid Table 1 Light Accent 1" w:uiPriority="46"/>
+    <w:lsdException w:name="Grid Table 2 Accent 1" w:uiPriority="47"/>
+    <w:lsdException w:name="Grid Table 3 Accent 1" w:uiPriority="48"/>
+    <w:lsdException w:name="Grid Table 4 Accent 1" w:uiPriority="49"/>
+    <w:lsdException w:name="Grid Table 5 Dark Accent 1" w:uiPriority="50"/>
+    <w:lsdException w:name="Grid Table 6 Colorful Accent 1" w:uiPriority="51"/>
+    <w:lsdException w:name="Grid Table 7 Colorful Accent 1" w:uiPriority="52"/>
+    <w:lsdException w:name="Grid Table 1 Light Accent 2" w:uiPriority="46"/>
+    <w:lsdException w:name="Grid Table 2 Accent 2" w:uiPriority="47"/>
+    <w:lsdException w:name="Grid Table 3 Accent 2" w:uiPriority="48"/>
+    <w:lsdException w:name="Grid Table 4 Accent 2" w:uiPriority="49"/>
+    <w:lsdException w:name="Grid Table 5 Dark Accent 2" w:uiPriority="50"/>
+    <w:lsdException w:name="Grid Table 6 Colorful Accent 2" w:uiPriority="51"/>
+    <w:lsdException w:name="Grid Table 7 Colorful Accent 2" w:uiPriority="52"/>
+    <w:lsdException w:name="Grid Table 1 Light Accent 3" w:uiPriority="46"/>
+    <w:lsdException w:name="Grid Table 2 Accent 3" w:uiPriority="47"/>
+    <w:lsdException w:name="Grid Table 3 Accent 3" w:uiPriority="48"/>
+    <w:lsdException w:name="Grid Table 4 Accent 3" w:uiPriority="49"/>
+    <w:lsdException w:name="Grid Table 5 Dark Accent 3" w:uiPriority="50"/>
+    <w:lsdException w:name="Grid Table 6 Colorful Accent 3" w:uiPriority="51"/>
+    <w:lsdException w:name="Grid Table 7 Colorful Accent 3" w:uiPriority="52"/>
+    <w:lsdException w:name="Grid Table 1 Light Accent 4" w:uiPriority="46"/>
+    <w:lsdException w:name="Grid Table 2 Accent 4" w:uiPriority="47"/>
+    <w:lsdException w:name="Grid Table 3 Accent 4" w:uiPriority="48"/>
+    <w:lsdException w:name="Grid Table 4 Accent 4" w:uiPriority="49"/>
+    <w:lsdException w:name="Grid Table 5 Dark Accent 4" w:uiPriority="50"/>
+    <w:lsdException w:name="Grid Table 6 Colorful Accent 4" w:uiPriority="51"/>
+    <w:lsdException w:name="Grid Table 7 Colorful Accent 4" w:uiPriority="52"/>
+    <w:lsdException w:name="Grid Table 1 Light Accent 5" w:uiPriority="46"/>
+    <w:lsdException w:name="Grid Table 2 Accent 5" w:uiPriority="47"/>
+    <w:lsdException w:name="Grid Table 3 Accent 5" w:uiPriority="48"/>
+    <w:lsdException w:name="Grid Table 4 Accent 5" w:uiPriority="49"/>
+    <w:lsdException w:name="Grid Table 5 Dark Accent 5" w:uiPriority="50"/>
+    <w:lsdException w:name="Grid Table 6 Colorful Accent 5" w:uiPriority="51"/>
+    <w:lsdException w:name="Grid Table 7 Colorful Accent 5" w:uiPriority="52"/>
+    <w:lsdException w:name="Grid Table 1 Light Accent 6" w:uiPriority="46"/>
+    <w:lsdException w:name="Grid Table 2 Accent 6" w:uiPriority="47"/>
+    <w:lsdException w:name="Grid Table 3 Accent 6" w:uiPriority="48"/>
+    <w:lsdException w:name="Grid Table 4 Accent 6" w:uiPriority="49"/>
+    <w:lsdException w:name="Grid Table 5 Dark Accent 6" w:uiPriority="50"/>
+    <w:lsdException w:name="Grid Table 6 Colorful Accent 6" w:uiPriority="51"/>
+    <w:lsdException w:name="Grid Table 7 Colorful Accent 6" w:uiPriority="52"/>
+    <w:lsdException w:name="List Table 1 Light" w:uiPriority="46"/>
+    <w:lsdException w:name="List Table 2" w:uiPriority="47"/>
+    <w:lsdException w:name="List Table 3" w:uiPriority="48"/>
+    <w:lsdException w:name="List Table 4" w:uiPriority="49"/>
+    <w:lsdException w:name="List Table 5 Dark" w:uiPriority="50"/>
+    <w:lsdException w:name="List Table 6 Colorful" w:uiPriority="51"/>
+    <w:lsdException w:name="List Table 7 Colorful" w:uiPriority="52"/>
+    <w:lsdException w:name="List Table 1 Light Accent 1" w:uiPriority="46"/>
+    <w:lsdException w:name="List Table 2 Accent 1" w:uiPriority="47"/>
+    <w:lsdException w:name="List Table 3 Accent 1" w:uiPriority="48"/>
+    <w:lsdException w:name="List Table 4 Accent 1" w:uiPriority="49"/>
+    <w:lsdException w:name="List Table 5 Dark Accent 1" w:uiPriority="50"/>
+    <w:lsdException w:name="List Table 6 Colorful Accent 1" w:uiPriority="51"/>
+    <w:lsdException w:name="List Table 7 Colorful Accent 1" w:uiPriority="52"/>
+    <w:lsdException w:name="List Table 1 Light Accent 2" w:uiPriority="46"/>
+    <w:lsdException w:name="List Table 2 Accent 2" w:uiPriority="47"/>
+    <w:lsdException w:name="List Table 3 Accent 2" w:uiPriority="48"/>
+    <w:lsdException w:name="List Table 4 Accent 2" w:uiPriority="49"/>
+    <w:lsdException w:name="List Table 5 Dark Accent 2" w:uiPriority="50"/>
+    <w:lsdException w:name="List Table 6 Colorful Accent 2" w:uiPriority="51"/>
+    <w:lsdException w:name="List Table 7 Colorful Accent 2" w:uiPriority="52"/>
+    <w:lsdException w:name="List Table 1 Light Accent 3" w:uiPriority="46"/>
+    <w:lsdException w:name="List Table 2 Accent 3" w:uiPriority="47"/>
+    <w:lsdException w:name="List Table 3 Accent 3" w:uiPriority="48"/>
+    <w:lsdException w:name="List Table 4 Accent 3" w:uiPriority="49"/>
+    <w:lsdException w:name="List Table 5 Dark Accent 3" w:uiPriority="50"/>
+    <w:lsdException w:name="List Table 6 Colorful Accent 3" w:uiPriority="51"/>
+    <w:lsdException w:name="List Table 7 Colorful Accent 3" w:uiPriority="52"/>
+    <w:lsdException w:name="List Table 1 Light Accent 4" w:uiPriority="46"/>
+    <w:lsdException w:name="List Table 2 Accent 4" w:uiPriority="47"/>
+    <w:lsdException w:name="List Table 3 Accent 4" w:uiPriority="48"/>
+    <w:lsdException w:name="List Table 4 Accent 4" w:uiPriority="49"/>
+    <w:lsdException w:name="List Table 5 Dark Accent 4" w:uiPriority="50"/>
+    <w:lsdException w:name="List Table 6 Colorful Accent 4" w:uiPriority="51"/>
+    <w:lsdException w:name="List Table 7 Colorful Accent 4" w:uiPriority="52"/>
+    <w:lsdException w:name="List Table 1 Light Accent 5" w:uiPriority="46"/>
+    <w:lsdException w:name="List Table 2 Accent 5" w:uiPriority="47"/>
+    <w:lsdException w:name="List Table 3 Accent 5" w:uiPriority="48"/>
+    <w:lsdException w:name="List Table 4 Accent 5" w:uiPriority="49"/>
+    <w:lsdException w:name="List Table 5 Dark Accent 5" w:uiPriority="50"/>
+    <w:lsdException w:name="List Table 6 Colorful Accent 5" w:uiPriority="51"/>
+    <w:lsdException w:name="List Table 7 Colorful Accent 5" w:uiPriority="52"/>
+    <w:lsdException w:name="List Table 1 Light Accent 6" w:uiPriority="46"/>
+    <w:lsdException w:name="List Table 2 Accent 6" w:uiPriority="47"/>
+    <w:lsdException w:name="List Table 3 Accent 6" w:uiPriority="48"/>
+    <w:lsdException w:name="List Table 4 Accent 6" w:uiPriority="49"/>
+    <w:lsdException w:name="List Table 5 Dark Accent 6" w:uiPriority="50"/>
+    <w:lsdException w:name="List Table 6 Colorful Accent 6" w:uiPriority="51"/>
+    <w:lsdException w:name="List Table 7 Colorful Accent 6" w:uiPriority="52"/>
+    <w:lsdException w:name="Mention" w:semiHidden="1" w:unhideWhenUsed="1"/>
+    <w:lsdException w:name="Smart Hyperlink" w:semiHidden="1" w:unhideWhenUsed="1"/>
+    <w:lsdException w:name="Hashtag" w:semiHidden="1" w:unhideWhenUsed="1"/>
+    <w:lsdException w:name="Unresolved Mention" w:semiHidden="1" w:unhideWhenUsed="1"/>
+    <w:lsdException w:name="Smart Link" w:semiHidden="1" w:unhideWhenUsed="1"/>
   </w:latentStyles>
   <w:style w:type="paragraph" w:default="1" w:styleId="a">
     <w:name w:val="Normal"/>
